--- a/9GRadio_Guide.docx
+++ b/9GRadio_Guide.docx
@@ -1244,7 +1244,7 @@
       <w:r>
         <w:drawing>
           <wp:inline distT="0" distB="0" distL="0" distR="0">
-            <wp:extent cx="2857500" cy="5800725"/>
+            <wp:extent cx="3810000" cy="3743325"/>
             <wp:effectExtent t="0" r="0" b="0" l="0"/>
             <wp:docPr id="1" name="" descr="" title=""/>
             <wp:cNvGraphicFramePr>
@@ -1269,7 +1269,7 @@
                   <pic:spPr bwMode="auto">
                     <a:xfrm>
                       <a:off x="0" y="0"/>
-                      <a:ext cx="2857500" cy="5800725"/>
+                      <a:ext cx="3810000" cy="3743325"/>
                     </a:xfrm>
                     <a:prstGeom prst="rect">
                       <a:avLst/>
@@ -1328,7 +1328,7 @@
       <w:r>
         <w:drawing>
           <wp:inline distT="0" distB="0" distL="0" distR="0">
-            <wp:extent cx="2857500" cy="5800725"/>
+            <wp:extent cx="3810000" cy="3743325"/>
             <wp:effectExtent t="0" r="0" b="0" l="0"/>
             <wp:docPr id="1" name="" descr="" title=""/>
             <wp:cNvGraphicFramePr>
@@ -1353,7 +1353,7 @@
                   <pic:spPr bwMode="auto">
                     <a:xfrm>
                       <a:off x="0" y="0"/>
-                      <a:ext cx="2857500" cy="5800725"/>
+                      <a:ext cx="3810000" cy="3743325"/>
                     </a:xfrm>
                     <a:prstGeom prst="rect">
                       <a:avLst/>
@@ -5678,7 +5678,7 @@
         <w:spacing w:after="120" w:before="260"/>
       </w:pPr>
       <w:r>
-        <w:t xml:space="preserve">4.2 Sample Rate &amp; Decimation</w:t>
+        <w:t xml:space="preserve">4.2 True Decimation: Sample Rate &amp; Audio Out Rate</w:t>
       </w:r>
     </w:p>
     <w:p>
@@ -5686,7 +5686,7 @@
         <w:spacing w:after="160"/>
       </w:pPr>
       <w:r>
-        <w:t xml:space="preserve">The sample rate sets the captured IQ bandwidth. 9GRadio uses decimation in two distinct, independent ways — see the diagram below — and this section covers the automatic in-built decimation that feeds the demodulator, which provides real processing gain (≈3 dB per doubling of the decimation factor).</w:t>
+        <w:t xml:space="preserve">The way to actually choose a decimation factor in 9GRadio is by selecting a Sample Rate and an Audio Out Rate on the RF tab. Decimation is simply the ratio between the two: M = Sample Rate ÷ Audio Out Rate. This is the DSP engine's real, in-built decimation — it narrows the captured IQ bandwidth down to what the demodulator needs and produces genuine processing gain.</w:t>
       </w:r>
     </w:p>
     <w:p>
@@ -5697,7 +5697,7 @@
       <w:r>
         <w:drawing>
           <wp:inline distT="0" distB="0" distL="0" distR="0">
-            <wp:extent cx="5334000" cy="2238375"/>
+            <wp:extent cx="4000500" cy="4105275"/>
             <wp:effectExtent t="0" r="0" b="0" l="0"/>
             <wp:docPr id="1" name="" descr="" title=""/>
             <wp:cNvGraphicFramePr>
@@ -5722,7 +5722,7 @@
                   <pic:spPr bwMode="auto">
                     <a:xfrm>
                       <a:off x="0" y="0"/>
-                      <a:ext cx="5334000" cy="2238375"/>
+                      <a:ext cx="4000500" cy="4105275"/>
                     </a:xfrm>
                     <a:prstGeom prst="rect">
                       <a:avLst/>
@@ -5748,9 +5748,929 @@
           <w:sz w:val="18"/>
           <w:szCs w:val="18"/>
         </w:rPr>
-        <w:t xml:space="preserve">Figure 4.1 — Display decimation (visual only) vs. automatic in-built decimation (real processing gain)</w:t>
-      </w:r>
-    </w:p>
+        <w:t xml:space="preserve">Figure 4.1 — RF tab: Sample Rate row (each button already shows its ÷ factor, e.g. ÷24, ÷25, ÷27) and Audio Out Rate row below it — together these set the true decimation</w:t>
+      </w:r>
+    </w:p>
+    <w:p>
+      <w:pPr>
+        <w:pStyle w:val="ListParagraph"/>
+        <w:numPr>
+          <w:ilvl w:val="0"/>
+          <w:numId w:val="2"/>
+        </w:numPr>
+        <w:spacing w:after="80"/>
+      </w:pPr>
+      <w:r>
+        <w:t xml:space="preserve">Sample Rate sets the captured IQ bandwidth (e.g. 1.024 MS/s).</w:t>
+      </w:r>
+    </w:p>
+    <w:p>
+      <w:pPr>
+        <w:pStyle w:val="ListParagraph"/>
+        <w:numPr>
+          <w:ilvl w:val="0"/>
+          <w:numId w:val="2"/>
+        </w:numPr>
+        <w:spacing w:after="80"/>
+      </w:pPr>
+      <w:r>
+        <w:t xml:space="preserve">Audio Out Rate sets what the demodulator ultimately outputs (e.g. 48 kHz for WFM, 16 kHz for HF/SSB).</w:t>
+      </w:r>
+    </w:p>
+    <w:p>
+      <w:pPr>
+        <w:pStyle w:val="ListParagraph"/>
+        <w:numPr>
+          <w:ilvl w:val="0"/>
+          <w:numId w:val="2"/>
+        </w:numPr>
+        <w:spacing w:after="80"/>
+      </w:pPr>
+      <w:r>
+        <w:t xml:space="preserve">The decimation factor M is derived automatically from the two: M = Sample Rate ÷ Audio Out Rate.</w:t>
+      </w:r>
+    </w:p>
+    <w:p>
+      <w:pPr>
+        <w:pStyle w:val="ListParagraph"/>
+        <w:numPr>
+          <w:ilvl w:val="0"/>
+          <w:numId w:val="2"/>
+        </w:numPr>
+        <w:spacing w:after="80"/>
+      </w:pPr>
+      <w:r>
+        <w:t xml:space="preserve">Each sample-rate button already displays its resulting factor against the default audio rate (e.g. "1.200M ÷25"), so you can read off the decimation directly from the RF tab.</w:t>
+      </w:r>
+    </w:p>
+    <w:p>
+      <w:pPr>
+        <w:pBdr>
+          <w:left w:val="single" w:color="B9852F" w:sz="18"/>
+        </w:pBdr>
+        <w:shd w:fill="FDF3E3" w:val="clear"/>
+        <w:spacing w:after="200" w:before="100"/>
+        <w:ind w:left="100"/>
+      </w:pPr>
+      <w:r>
+        <w:rPr>
+          <w:b/>
+          <w:bCs/>
+          <w:color w:val="B9852F"/>
+        </w:rPr>
+        <w:t xml:space="preserve">★  </w:t>
+      </w:r>
+      <w:r>
+        <w:t xml:space="preserve">This Sample Rate / Audio Out Rate pair is the control that matters for processing gain. It is entirely separate from the Display tab's Decimation spinner (§4.3), which only zooms the on-screen FFT/waterfall.</w:t>
+      </w:r>
+    </w:p>
+    <w:tbl>
+      <w:tblPr>
+        <w:tblW w:type="dxa" w:w="9500"/>
+        <w:tblBorders>
+          <w:top w:val="single" w:color="auto" w:sz="4"/>
+          <w:left w:val="single" w:color="auto" w:sz="4"/>
+          <w:bottom w:val="single" w:color="auto" w:sz="4"/>
+          <w:right w:val="single" w:color="auto" w:sz="4"/>
+          <w:insideH w:val="single" w:color="auto" w:sz="4"/>
+          <w:insideV w:val="single" w:color="auto" w:sz="4"/>
+        </w:tblBorders>
+      </w:tblPr>
+      <w:tblGrid>
+        <w:gridCol w:w="1900"/>
+        <w:gridCol w:w="1500"/>
+        <w:gridCol w:w="1900"/>
+        <w:gridCol w:w="1900"/>
+        <w:gridCol w:w="2300"/>
+      </w:tblGrid>
+      <w:tr>
+        <w:trPr>
+          <w:tblHeader/>
+        </w:trPr>
+        <w:tc>
+          <w:tcPr>
+            <w:tcW w:type="dxa" w:w="1900"/>
+            <w:shd w:fill="2E5B8A" w:val="clear"/>
+            <w:tcMar>
+              <w:top w:type="dxa" w:w="80"/>
+              <w:left w:type="dxa" w:w="100"/>
+              <w:bottom w:type="dxa" w:w="80"/>
+              <w:right w:type="dxa" w:w="100"/>
+            </w:tcMar>
+          </w:tcPr>
+          <w:p>
+            <w:r>
+              <w:rPr>
+                <w:b/>
+                <w:bCs/>
+                <w:color w:val="FFFFFF"/>
+                <w:sz w:val="20"/>
+                <w:szCs w:val="20"/>
+              </w:rPr>
+              <w:t xml:space="preserve">Rate</w:t>
+            </w:r>
+          </w:p>
+        </w:tc>
+        <w:tc>
+          <w:tcPr>
+            <w:tcW w:type="dxa" w:w="1500"/>
+            <w:shd w:fill="2E5B8A" w:val="clear"/>
+            <w:tcMar>
+              <w:top w:type="dxa" w:w="80"/>
+              <w:left w:type="dxa" w:w="100"/>
+              <w:bottom w:type="dxa" w:w="80"/>
+              <w:right w:type="dxa" w:w="100"/>
+            </w:tcMar>
+          </w:tcPr>
+          <w:p>
+            <w:r>
+              <w:rPr>
+                <w:b/>
+                <w:bCs/>
+                <w:color w:val="FFFFFF"/>
+                <w:sz w:val="20"/>
+                <w:szCs w:val="20"/>
+              </w:rPr>
+              <w:t xml:space="preserve">÷Decim</w:t>
+            </w:r>
+          </w:p>
+        </w:tc>
+        <w:tc>
+          <w:tcPr>
+            <w:tcW w:type="dxa" w:w="1900"/>
+            <w:shd w:fill="2E5B8A" w:val="clear"/>
+            <w:tcMar>
+              <w:top w:type="dxa" w:w="80"/>
+              <w:left w:type="dxa" w:w="100"/>
+              <w:bottom w:type="dxa" w:w="80"/>
+              <w:right w:type="dxa" w:w="100"/>
+            </w:tcMar>
+          </w:tcPr>
+          <w:p>
+            <w:r>
+              <w:rPr>
+                <w:b/>
+                <w:bCs/>
+                <w:color w:val="FFFFFF"/>
+                <w:sz w:val="20"/>
+                <w:szCs w:val="20"/>
+              </w:rPr>
+              <w:t xml:space="preserve">Effective BW</w:t>
+            </w:r>
+          </w:p>
+        </w:tc>
+        <w:tc>
+          <w:tcPr>
+            <w:tcW w:type="dxa" w:w="1900"/>
+            <w:shd w:fill="2E5B8A" w:val="clear"/>
+            <w:tcMar>
+              <w:top w:type="dxa" w:w="80"/>
+              <w:left w:type="dxa" w:w="100"/>
+              <w:bottom w:type="dxa" w:w="80"/>
+              <w:right w:type="dxa" w:w="100"/>
+            </w:tcMar>
+          </w:tcPr>
+          <w:p>
+            <w:r>
+              <w:rPr>
+                <w:b/>
+                <w:bCs/>
+                <w:color w:val="FFFFFF"/>
+                <w:sz w:val="20"/>
+                <w:szCs w:val="20"/>
+              </w:rPr>
+              <w:t xml:space="preserve">Ideal Gain</w:t>
+            </w:r>
+          </w:p>
+        </w:tc>
+        <w:tc>
+          <w:tcPr>
+            <w:tcW w:type="dxa" w:w="2300"/>
+            <w:shd w:fill="2E5B8A" w:val="clear"/>
+            <w:tcMar>
+              <w:top w:type="dxa" w:w="80"/>
+              <w:left w:type="dxa" w:w="100"/>
+              <w:bottom w:type="dxa" w:w="80"/>
+              <w:right w:type="dxa" w:w="100"/>
+            </w:tcMar>
+          </w:tcPr>
+          <w:p>
+            <w:r>
+              <w:rPr>
+                <w:b/>
+                <w:bCs/>
+                <w:color w:val="FFFFFF"/>
+                <w:sz w:val="20"/>
+                <w:szCs w:val="20"/>
+              </w:rPr>
+              <w:t xml:space="preserve">Best for</w:t>
+            </w:r>
+          </w:p>
+        </w:tc>
+      </w:tr>
+      <w:tr>
+        <w:tc>
+          <w:tcPr>
+            <w:tcW w:type="dxa" w:w="1900"/>
+            <w:tcMar>
+              <w:top w:type="dxa" w:w="80"/>
+              <w:left w:type="dxa" w:w="100"/>
+              <w:bottom w:type="dxa" w:w="80"/>
+              <w:right w:type="dxa" w:w="100"/>
+            </w:tcMar>
+          </w:tcPr>
+          <w:p>
+            <w:r>
+              <w:rPr>
+                <w:b w:val="false"/>
+                <w:bCs w:val="false"/>
+                <w:color w:val="000000"/>
+                <w:sz w:val="20"/>
+                <w:szCs w:val="20"/>
+              </w:rPr>
+              <w:t xml:space="preserve">2.4 MS/s</w:t>
+            </w:r>
+          </w:p>
+        </w:tc>
+        <w:tc>
+          <w:tcPr>
+            <w:tcW w:type="dxa" w:w="1500"/>
+            <w:tcMar>
+              <w:top w:type="dxa" w:w="80"/>
+              <w:left w:type="dxa" w:w="100"/>
+              <w:bottom w:type="dxa" w:w="80"/>
+              <w:right w:type="dxa" w:w="100"/>
+            </w:tcMar>
+          </w:tcPr>
+          <w:p>
+            <w:r>
+              <w:rPr>
+                <w:b w:val="false"/>
+                <w:bCs w:val="false"/>
+                <w:color w:val="000000"/>
+                <w:sz w:val="20"/>
+                <w:szCs w:val="20"/>
+              </w:rPr>
+              <w:t xml:space="preserve">×150</w:t>
+            </w:r>
+          </w:p>
+        </w:tc>
+        <w:tc>
+          <w:tcPr>
+            <w:tcW w:type="dxa" w:w="1900"/>
+            <w:tcMar>
+              <w:top w:type="dxa" w:w="80"/>
+              <w:left w:type="dxa" w:w="100"/>
+              <w:bottom w:type="dxa" w:w="80"/>
+              <w:right w:type="dxa" w:w="100"/>
+            </w:tcMar>
+          </w:tcPr>
+          <w:p>
+            <w:r>
+              <w:rPr>
+                <w:b w:val="false"/>
+                <w:bCs w:val="false"/>
+                <w:color w:val="000000"/>
+                <w:sz w:val="20"/>
+                <w:szCs w:val="20"/>
+              </w:rPr>
+              <w:t xml:space="preserve">16 kHz</w:t>
+            </w:r>
+          </w:p>
+        </w:tc>
+        <w:tc>
+          <w:tcPr>
+            <w:tcW w:type="dxa" w:w="1900"/>
+            <w:tcMar>
+              <w:top w:type="dxa" w:w="80"/>
+              <w:left w:type="dxa" w:w="100"/>
+              <w:bottom w:type="dxa" w:w="80"/>
+              <w:right w:type="dxa" w:w="100"/>
+            </w:tcMar>
+          </w:tcPr>
+          <w:p>
+            <w:r>
+              <w:rPr>
+                <w:b w:val="false"/>
+                <w:bCs w:val="false"/>
+                <w:color w:val="000000"/>
+                <w:sz w:val="20"/>
+                <w:szCs w:val="20"/>
+              </w:rPr>
+              <w:t xml:space="preserve">+21.8 dB</w:t>
+            </w:r>
+          </w:p>
+        </w:tc>
+        <w:tc>
+          <w:tcPr>
+            <w:tcW w:type="dxa" w:w="2300"/>
+            <w:tcMar>
+              <w:top w:type="dxa" w:w="80"/>
+              <w:left w:type="dxa" w:w="100"/>
+              <w:bottom w:type="dxa" w:w="80"/>
+              <w:right w:type="dxa" w:w="100"/>
+            </w:tcMar>
+          </w:tcPr>
+          <w:p>
+            <w:r>
+              <w:rPr>
+                <w:b w:val="false"/>
+                <w:bCs w:val="false"/>
+                <w:color w:val="000000"/>
+                <w:sz w:val="20"/>
+                <w:szCs w:val="20"/>
+              </w:rPr>
+              <w:t xml:space="preserve">Maximum SNR, HF</w:t>
+            </w:r>
+          </w:p>
+        </w:tc>
+      </w:tr>
+      <w:tr>
+        <w:tc>
+          <w:tcPr>
+            <w:tcW w:type="dxa" w:w="1900"/>
+            <w:tcMar>
+              <w:top w:type="dxa" w:w="80"/>
+              <w:left w:type="dxa" w:w="100"/>
+              <w:bottom w:type="dxa" w:w="80"/>
+              <w:right w:type="dxa" w:w="100"/>
+            </w:tcMar>
+          </w:tcPr>
+          <w:p>
+            <w:r>
+              <w:rPr>
+                <w:b w:val="false"/>
+                <w:bCs w:val="false"/>
+                <w:color w:val="000000"/>
+                <w:sz w:val="20"/>
+                <w:szCs w:val="20"/>
+              </w:rPr>
+              <w:t xml:space="preserve">2.4 MS/s</w:t>
+            </w:r>
+          </w:p>
+        </w:tc>
+        <w:tc>
+          <w:tcPr>
+            <w:tcW w:type="dxa" w:w="1500"/>
+            <w:tcMar>
+              <w:top w:type="dxa" w:w="80"/>
+              <w:left w:type="dxa" w:w="100"/>
+              <w:bottom w:type="dxa" w:w="80"/>
+              <w:right w:type="dxa" w:w="100"/>
+            </w:tcMar>
+          </w:tcPr>
+          <w:p>
+            <w:r>
+              <w:rPr>
+                <w:b w:val="false"/>
+                <w:bCs w:val="false"/>
+                <w:color w:val="000000"/>
+                <w:sz w:val="20"/>
+                <w:szCs w:val="20"/>
+              </w:rPr>
+              <w:t xml:space="preserve">×50</w:t>
+            </w:r>
+          </w:p>
+        </w:tc>
+        <w:tc>
+          <w:tcPr>
+            <w:tcW w:type="dxa" w:w="1900"/>
+            <w:tcMar>
+              <w:top w:type="dxa" w:w="80"/>
+              <w:left w:type="dxa" w:w="100"/>
+              <w:bottom w:type="dxa" w:w="80"/>
+              <w:right w:type="dxa" w:w="100"/>
+            </w:tcMar>
+          </w:tcPr>
+          <w:p>
+            <w:r>
+              <w:rPr>
+                <w:b w:val="false"/>
+                <w:bCs w:val="false"/>
+                <w:color w:val="000000"/>
+                <w:sz w:val="20"/>
+                <w:szCs w:val="20"/>
+              </w:rPr>
+              <w:t xml:space="preserve">48 kHz</w:t>
+            </w:r>
+          </w:p>
+        </w:tc>
+        <w:tc>
+          <w:tcPr>
+            <w:tcW w:type="dxa" w:w="1900"/>
+            <w:tcMar>
+              <w:top w:type="dxa" w:w="80"/>
+              <w:left w:type="dxa" w:w="100"/>
+              <w:bottom w:type="dxa" w:w="80"/>
+              <w:right w:type="dxa" w:w="100"/>
+            </w:tcMar>
+          </w:tcPr>
+          <w:p>
+            <w:r>
+              <w:rPr>
+                <w:b w:val="false"/>
+                <w:bCs w:val="false"/>
+                <w:color w:val="000000"/>
+                <w:sz w:val="20"/>
+                <w:szCs w:val="20"/>
+              </w:rPr>
+              <w:t xml:space="preserve">+17.0 dB</w:t>
+            </w:r>
+          </w:p>
+        </w:tc>
+        <w:tc>
+          <w:tcPr>
+            <w:tcW w:type="dxa" w:w="2300"/>
+            <w:tcMar>
+              <w:top w:type="dxa" w:w="80"/>
+              <w:left w:type="dxa" w:w="100"/>
+              <w:bottom w:type="dxa" w:w="80"/>
+              <w:right w:type="dxa" w:w="100"/>
+            </w:tcMar>
+          </w:tcPr>
+          <w:p>
+            <w:r>
+              <w:rPr>
+                <w:b w:val="false"/>
+                <w:bCs w:val="false"/>
+                <w:color w:val="000000"/>
+                <w:sz w:val="20"/>
+                <w:szCs w:val="20"/>
+              </w:rPr>
+              <w:t xml:space="preserve">Wide HF coverage</w:t>
+            </w:r>
+          </w:p>
+        </w:tc>
+      </w:tr>
+      <w:tr>
+        <w:tc>
+          <w:tcPr>
+            <w:tcW w:type="dxa" w:w="1900"/>
+            <w:tcMar>
+              <w:top w:type="dxa" w:w="80"/>
+              <w:left w:type="dxa" w:w="100"/>
+              <w:bottom w:type="dxa" w:w="80"/>
+              <w:right w:type="dxa" w:w="100"/>
+            </w:tcMar>
+          </w:tcPr>
+          <w:p>
+            <w:r>
+              <w:rPr>
+                <w:b w:val="false"/>
+                <w:bCs w:val="false"/>
+                <w:color w:val="000000"/>
+                <w:sz w:val="20"/>
+                <w:szCs w:val="20"/>
+              </w:rPr>
+              <w:t xml:space="preserve">1.024 MS/s</w:t>
+            </w:r>
+          </w:p>
+        </w:tc>
+        <w:tc>
+          <w:tcPr>
+            <w:tcW w:type="dxa" w:w="1500"/>
+            <w:tcMar>
+              <w:top w:type="dxa" w:w="80"/>
+              <w:left w:type="dxa" w:w="100"/>
+              <w:bottom w:type="dxa" w:w="80"/>
+              <w:right w:type="dxa" w:w="100"/>
+            </w:tcMar>
+          </w:tcPr>
+          <w:p>
+            <w:r>
+              <w:rPr>
+                <w:b w:val="false"/>
+                <w:bCs w:val="false"/>
+                <w:color w:val="000000"/>
+                <w:sz w:val="20"/>
+                <w:szCs w:val="20"/>
+              </w:rPr>
+              <w:t xml:space="preserve">×64</w:t>
+            </w:r>
+          </w:p>
+        </w:tc>
+        <w:tc>
+          <w:tcPr>
+            <w:tcW w:type="dxa" w:w="1900"/>
+            <w:tcMar>
+              <w:top w:type="dxa" w:w="80"/>
+              <w:left w:type="dxa" w:w="100"/>
+              <w:bottom w:type="dxa" w:w="80"/>
+              <w:right w:type="dxa" w:w="100"/>
+            </w:tcMar>
+          </w:tcPr>
+          <w:p>
+            <w:r>
+              <w:rPr>
+                <w:b w:val="false"/>
+                <w:bCs w:val="false"/>
+                <w:color w:val="000000"/>
+                <w:sz w:val="20"/>
+                <w:szCs w:val="20"/>
+              </w:rPr>
+              <w:t xml:space="preserve">16 kHz</w:t>
+            </w:r>
+          </w:p>
+        </w:tc>
+        <w:tc>
+          <w:tcPr>
+            <w:tcW w:type="dxa" w:w="1900"/>
+            <w:tcMar>
+              <w:top w:type="dxa" w:w="80"/>
+              <w:left w:type="dxa" w:w="100"/>
+              <w:bottom w:type="dxa" w:w="80"/>
+              <w:right w:type="dxa" w:w="100"/>
+            </w:tcMar>
+          </w:tcPr>
+          <w:p>
+            <w:r>
+              <w:rPr>
+                <w:b w:val="false"/>
+                <w:bCs w:val="false"/>
+                <w:color w:val="000000"/>
+                <w:sz w:val="20"/>
+                <w:szCs w:val="20"/>
+              </w:rPr>
+              <w:t xml:space="preserve">+18.1 dB</w:t>
+            </w:r>
+          </w:p>
+        </w:tc>
+        <w:tc>
+          <w:tcPr>
+            <w:tcW w:type="dxa" w:w="2300"/>
+            <w:tcMar>
+              <w:top w:type="dxa" w:w="80"/>
+              <w:left w:type="dxa" w:w="100"/>
+              <w:bottom w:type="dxa" w:w="80"/>
+              <w:right w:type="dxa" w:w="100"/>
+            </w:tcMar>
+          </w:tcPr>
+          <w:p>
+            <w:r>
+              <w:rPr>
+                <w:b w:val="false"/>
+                <w:bCs w:val="false"/>
+                <w:color w:val="000000"/>
+                <w:sz w:val="20"/>
+                <w:szCs w:val="20"/>
+              </w:rPr>
+              <w:t xml:space="preserve">Android (recommended)</w:t>
+            </w:r>
+          </w:p>
+        </w:tc>
+      </w:tr>
+      <w:tr>
+        <w:tc>
+          <w:tcPr>
+            <w:tcW w:type="dxa" w:w="1900"/>
+            <w:tcMar>
+              <w:top w:type="dxa" w:w="80"/>
+              <w:left w:type="dxa" w:w="100"/>
+              <w:bottom w:type="dxa" w:w="80"/>
+              <w:right w:type="dxa" w:w="100"/>
+            </w:tcMar>
+          </w:tcPr>
+          <w:p>
+            <w:r>
+              <w:rPr>
+                <w:b w:val="false"/>
+                <w:bCs w:val="false"/>
+                <w:color w:val="000000"/>
+                <w:sz w:val="20"/>
+                <w:szCs w:val="20"/>
+              </w:rPr>
+              <w:t xml:space="preserve">1.024 MS/s</w:t>
+            </w:r>
+          </w:p>
+        </w:tc>
+        <w:tc>
+          <w:tcPr>
+            <w:tcW w:type="dxa" w:w="1500"/>
+            <w:tcMar>
+              <w:top w:type="dxa" w:w="80"/>
+              <w:left w:type="dxa" w:w="100"/>
+              <w:bottom w:type="dxa" w:w="80"/>
+              <w:right w:type="dxa" w:w="100"/>
+            </w:tcMar>
+          </w:tcPr>
+          <w:p>
+            <w:r>
+              <w:rPr>
+                <w:b w:val="false"/>
+                <w:bCs w:val="false"/>
+                <w:color w:val="000000"/>
+                <w:sz w:val="20"/>
+                <w:szCs w:val="20"/>
+              </w:rPr>
+              <w:t xml:space="preserve">×32</w:t>
+            </w:r>
+          </w:p>
+        </w:tc>
+        <w:tc>
+          <w:tcPr>
+            <w:tcW w:type="dxa" w:w="1900"/>
+            <w:tcMar>
+              <w:top w:type="dxa" w:w="80"/>
+              <w:left w:type="dxa" w:w="100"/>
+              <w:bottom w:type="dxa" w:w="80"/>
+              <w:right w:type="dxa" w:w="100"/>
+            </w:tcMar>
+          </w:tcPr>
+          <w:p>
+            <w:r>
+              <w:rPr>
+                <w:b w:val="false"/>
+                <w:bCs w:val="false"/>
+                <w:color w:val="000000"/>
+                <w:sz w:val="20"/>
+                <w:szCs w:val="20"/>
+              </w:rPr>
+              <w:t xml:space="preserve">32 kHz</w:t>
+            </w:r>
+          </w:p>
+        </w:tc>
+        <w:tc>
+          <w:tcPr>
+            <w:tcW w:type="dxa" w:w="1900"/>
+            <w:tcMar>
+              <w:top w:type="dxa" w:w="80"/>
+              <w:left w:type="dxa" w:w="100"/>
+              <w:bottom w:type="dxa" w:w="80"/>
+              <w:right w:type="dxa" w:w="100"/>
+            </w:tcMar>
+          </w:tcPr>
+          <w:p>
+            <w:r>
+              <w:rPr>
+                <w:b w:val="false"/>
+                <w:bCs w:val="false"/>
+                <w:color w:val="000000"/>
+                <w:sz w:val="20"/>
+                <w:szCs w:val="20"/>
+              </w:rPr>
+              <w:t xml:space="preserve">+15.1 dB</w:t>
+            </w:r>
+          </w:p>
+        </w:tc>
+        <w:tc>
+          <w:tcPr>
+            <w:tcW w:type="dxa" w:w="2300"/>
+            <w:tcMar>
+              <w:top w:type="dxa" w:w="80"/>
+              <w:left w:type="dxa" w:w="100"/>
+              <w:bottom w:type="dxa" w:w="80"/>
+              <w:right w:type="dxa" w:w="100"/>
+            </w:tcMar>
+          </w:tcPr>
+          <w:p>
+            <w:r>
+              <w:rPr>
+                <w:b w:val="false"/>
+                <w:bCs w:val="false"/>
+                <w:color w:val="000000"/>
+                <w:sz w:val="20"/>
+                <w:szCs w:val="20"/>
+              </w:rPr>
+              <w:t xml:space="preserve">NFM, APRS, AIS</w:t>
+            </w:r>
+          </w:p>
+        </w:tc>
+      </w:tr>
+      <w:tr>
+        <w:tc>
+          <w:tcPr>
+            <w:tcW w:type="dxa" w:w="1900"/>
+            <w:tcMar>
+              <w:top w:type="dxa" w:w="80"/>
+              <w:left w:type="dxa" w:w="100"/>
+              <w:bottom w:type="dxa" w:w="80"/>
+              <w:right w:type="dxa" w:w="100"/>
+            </w:tcMar>
+          </w:tcPr>
+          <w:p>
+            <w:r>
+              <w:rPr>
+                <w:b w:val="false"/>
+                <w:bCs w:val="false"/>
+                <w:color w:val="000000"/>
+                <w:sz w:val="20"/>
+                <w:szCs w:val="20"/>
+              </w:rPr>
+              <w:t xml:space="preserve">1.92 MS/s</w:t>
+            </w:r>
+          </w:p>
+        </w:tc>
+        <w:tc>
+          <w:tcPr>
+            <w:tcW w:type="dxa" w:w="1500"/>
+            <w:tcMar>
+              <w:top w:type="dxa" w:w="80"/>
+              <w:left w:type="dxa" w:w="100"/>
+              <w:bottom w:type="dxa" w:w="80"/>
+              <w:right w:type="dxa" w:w="100"/>
+            </w:tcMar>
+          </w:tcPr>
+          <w:p>
+            <w:r>
+              <w:rPr>
+                <w:b w:val="false"/>
+                <w:bCs w:val="false"/>
+                <w:color w:val="000000"/>
+                <w:sz w:val="20"/>
+                <w:szCs w:val="20"/>
+              </w:rPr>
+              <w:t xml:space="preserve">×1</w:t>
+            </w:r>
+          </w:p>
+        </w:tc>
+        <w:tc>
+          <w:tcPr>
+            <w:tcW w:type="dxa" w:w="1900"/>
+            <w:tcMar>
+              <w:top w:type="dxa" w:w="80"/>
+              <w:left w:type="dxa" w:w="100"/>
+              <w:bottom w:type="dxa" w:w="80"/>
+              <w:right w:type="dxa" w:w="100"/>
+            </w:tcMar>
+          </w:tcPr>
+          <w:p>
+            <w:r>
+              <w:rPr>
+                <w:b w:val="false"/>
+                <w:bCs w:val="false"/>
+                <w:color w:val="000000"/>
+                <w:sz w:val="20"/>
+                <w:szCs w:val="20"/>
+              </w:rPr>
+              <w:t xml:space="preserve">1.92 MHz</w:t>
+            </w:r>
+          </w:p>
+        </w:tc>
+        <w:tc>
+          <w:tcPr>
+            <w:tcW w:type="dxa" w:w="1900"/>
+            <w:tcMar>
+              <w:top w:type="dxa" w:w="80"/>
+              <w:left w:type="dxa" w:w="100"/>
+              <w:bottom w:type="dxa" w:w="80"/>
+              <w:right w:type="dxa" w:w="100"/>
+            </w:tcMar>
+          </w:tcPr>
+          <w:p>
+            <w:r>
+              <w:rPr>
+                <w:b w:val="false"/>
+                <w:bCs w:val="false"/>
+                <w:color w:val="000000"/>
+                <w:sz w:val="20"/>
+                <w:szCs w:val="20"/>
+              </w:rPr>
+              <w:t xml:space="preserve">+0 dB</w:t>
+            </w:r>
+          </w:p>
+        </w:tc>
+        <w:tc>
+          <w:tcPr>
+            <w:tcW w:type="dxa" w:w="2300"/>
+            <w:tcMar>
+              <w:top w:type="dxa" w:w="80"/>
+              <w:left w:type="dxa" w:w="100"/>
+              <w:bottom w:type="dxa" w:w="80"/>
+              <w:right w:type="dxa" w:w="100"/>
+            </w:tcMar>
+          </w:tcPr>
+          <w:p>
+            <w:r>
+              <w:rPr>
+                <w:b w:val="false"/>
+                <w:bCs w:val="false"/>
+                <w:color w:val="000000"/>
+                <w:sz w:val="20"/>
+                <w:szCs w:val="20"/>
+              </w:rPr>
+              <w:t xml:space="preserve">WFM broadcast</w:t>
+            </w:r>
+          </w:p>
+        </w:tc>
+      </w:tr>
+      <w:tr>
+        <w:tc>
+          <w:tcPr>
+            <w:tcW w:type="dxa" w:w="1900"/>
+            <w:tcMar>
+              <w:top w:type="dxa" w:w="80"/>
+              <w:left w:type="dxa" w:w="100"/>
+              <w:bottom w:type="dxa" w:w="80"/>
+              <w:right w:type="dxa" w:w="100"/>
+            </w:tcMar>
+          </w:tcPr>
+          <w:p>
+            <w:r>
+              <w:rPr>
+                <w:b w:val="false"/>
+                <w:bCs w:val="false"/>
+                <w:color w:val="000000"/>
+                <w:sz w:val="20"/>
+                <w:szCs w:val="20"/>
+              </w:rPr>
+              <w:t xml:space="preserve">2.048 MS/s</w:t>
+            </w:r>
+          </w:p>
+        </w:tc>
+        <w:tc>
+          <w:tcPr>
+            <w:tcW w:type="dxa" w:w="1500"/>
+            <w:tcMar>
+              <w:top w:type="dxa" w:w="80"/>
+              <w:left w:type="dxa" w:w="100"/>
+              <w:bottom w:type="dxa" w:w="80"/>
+              <w:right w:type="dxa" w:w="100"/>
+            </w:tcMar>
+          </w:tcPr>
+          <w:p>
+            <w:r>
+              <w:rPr>
+                <w:b w:val="false"/>
+                <w:bCs w:val="false"/>
+                <w:color w:val="000000"/>
+                <w:sz w:val="20"/>
+                <w:szCs w:val="20"/>
+              </w:rPr>
+              <w:t xml:space="preserve">×1</w:t>
+            </w:r>
+          </w:p>
+        </w:tc>
+        <w:tc>
+          <w:tcPr>
+            <w:tcW w:type="dxa" w:w="1900"/>
+            <w:tcMar>
+              <w:top w:type="dxa" w:w="80"/>
+              <w:left w:type="dxa" w:w="100"/>
+              <w:bottom w:type="dxa" w:w="80"/>
+              <w:right w:type="dxa" w:w="100"/>
+            </w:tcMar>
+          </w:tcPr>
+          <w:p>
+            <w:r>
+              <w:rPr>
+                <w:b w:val="false"/>
+                <w:bCs w:val="false"/>
+                <w:color w:val="000000"/>
+                <w:sz w:val="20"/>
+                <w:szCs w:val="20"/>
+              </w:rPr>
+              <w:t xml:space="preserve">2.048 MHz</w:t>
+            </w:r>
+          </w:p>
+        </w:tc>
+        <w:tc>
+          <w:tcPr>
+            <w:tcW w:type="dxa" w:w="1900"/>
+            <w:tcMar>
+              <w:top w:type="dxa" w:w="80"/>
+              <w:left w:type="dxa" w:w="100"/>
+              <w:bottom w:type="dxa" w:w="80"/>
+              <w:right w:type="dxa" w:w="100"/>
+            </w:tcMar>
+          </w:tcPr>
+          <w:p>
+            <w:r>
+              <w:rPr>
+                <w:b w:val="false"/>
+                <w:bCs w:val="false"/>
+                <w:color w:val="000000"/>
+                <w:sz w:val="20"/>
+                <w:szCs w:val="20"/>
+              </w:rPr>
+              <w:t xml:space="preserve">+0 dB</w:t>
+            </w:r>
+          </w:p>
+        </w:tc>
+        <w:tc>
+          <w:tcPr>
+            <w:tcW w:type="dxa" w:w="2300"/>
+            <w:tcMar>
+              <w:top w:type="dxa" w:w="80"/>
+              <w:left w:type="dxa" w:w="100"/>
+              <w:bottom w:type="dxa" w:w="80"/>
+              <w:right w:type="dxa" w:w="100"/>
+            </w:tcMar>
+          </w:tcPr>
+          <w:p>
+            <w:r>
+              <w:rPr>
+                <w:b w:val="false"/>
+                <w:bCs w:val="false"/>
+                <w:color w:val="000000"/>
+                <w:sz w:val="20"/>
+                <w:szCs w:val="20"/>
+              </w:rPr>
+              <w:t xml:space="preserve">ADS-B, ACARS</w:t>
+            </w:r>
+          </w:p>
+        </w:tc>
+      </w:tr>
+    </w:tbl>
     <w:p>
       <w:pPr>
         <w:spacing w:after="60" w:before="120"/>
@@ -5759,7 +6679,7 @@
       <w:r>
         <w:drawing>
           <wp:inline distT="0" distB="0" distL="0" distR="0">
-            <wp:extent cx="2857500" cy="5800725"/>
+            <wp:extent cx="4762500" cy="2428875"/>
             <wp:effectExtent t="0" r="0" b="0" l="0"/>
             <wp:docPr id="1" name="" descr="" title=""/>
             <wp:cNvGraphicFramePr>
@@ -5784,7 +6704,7 @@
                   <pic:spPr bwMode="auto">
                     <a:xfrm>
                       <a:off x="0" y="0"/>
-                      <a:ext cx="2857500" cy="5800725"/>
+                      <a:ext cx="4762500" cy="2428875"/>
                     </a:xfrm>
                     <a:prstGeom prst="rect">
                       <a:avLst/>
@@ -5810,856 +6730,47 @@
           <w:sz w:val="18"/>
           <w:szCs w:val="18"/>
         </w:rPr>
-        <w:t xml:space="preserve">Figure 4.1b — Display tab: the Decimation spinner (bottom right, currently Off) — this is the visual-only zoom control, not the DSP engine's processing-gain decimation</w:t>
-      </w:r>
-    </w:p>
-    <w:tbl>
-      <w:tblPr>
-        <w:tblW w:type="dxa" w:w="9500"/>
-        <w:tblBorders>
-          <w:top w:val="single" w:color="auto" w:sz="4"/>
-          <w:left w:val="single" w:color="auto" w:sz="4"/>
-          <w:bottom w:val="single" w:color="auto" w:sz="4"/>
-          <w:right w:val="single" w:color="auto" w:sz="4"/>
-          <w:insideH w:val="single" w:color="auto" w:sz="4"/>
-          <w:insideV w:val="single" w:color="auto" w:sz="4"/>
-        </w:tblBorders>
-      </w:tblPr>
-      <w:tblGrid>
-        <w:gridCol w:w="1900"/>
-        <w:gridCol w:w="1500"/>
-        <w:gridCol w:w="1900"/>
-        <w:gridCol w:w="1900"/>
-        <w:gridCol w:w="2300"/>
-      </w:tblGrid>
-      <w:tr>
-        <w:trPr>
-          <w:tblHeader/>
-        </w:trPr>
-        <w:tc>
-          <w:tcPr>
-            <w:tcW w:type="dxa" w:w="1900"/>
-            <w:shd w:fill="2E5B8A" w:val="clear"/>
-            <w:tcMar>
-              <w:top w:type="dxa" w:w="80"/>
-              <w:left w:type="dxa" w:w="100"/>
-              <w:bottom w:type="dxa" w:w="80"/>
-              <w:right w:type="dxa" w:w="100"/>
-            </w:tcMar>
-          </w:tcPr>
-          <w:p>
-            <w:r>
-              <w:rPr>
-                <w:b/>
-                <w:bCs/>
-                <w:color w:val="FFFFFF"/>
-                <w:sz w:val="20"/>
-                <w:szCs w:val="20"/>
-              </w:rPr>
-              <w:t xml:space="preserve">Rate</w:t>
-            </w:r>
-          </w:p>
-        </w:tc>
-        <w:tc>
-          <w:tcPr>
-            <w:tcW w:type="dxa" w:w="1500"/>
-            <w:shd w:fill="2E5B8A" w:val="clear"/>
-            <w:tcMar>
-              <w:top w:type="dxa" w:w="80"/>
-              <w:left w:type="dxa" w:w="100"/>
-              <w:bottom w:type="dxa" w:w="80"/>
-              <w:right w:type="dxa" w:w="100"/>
-            </w:tcMar>
-          </w:tcPr>
-          <w:p>
-            <w:r>
-              <w:rPr>
-                <w:b/>
-                <w:bCs/>
-                <w:color w:val="FFFFFF"/>
-                <w:sz w:val="20"/>
-                <w:szCs w:val="20"/>
-              </w:rPr>
-              <w:t xml:space="preserve">÷Decim</w:t>
-            </w:r>
-          </w:p>
-        </w:tc>
-        <w:tc>
-          <w:tcPr>
-            <w:tcW w:type="dxa" w:w="1900"/>
-            <w:shd w:fill="2E5B8A" w:val="clear"/>
-            <w:tcMar>
-              <w:top w:type="dxa" w:w="80"/>
-              <w:left w:type="dxa" w:w="100"/>
-              <w:bottom w:type="dxa" w:w="80"/>
-              <w:right w:type="dxa" w:w="100"/>
-            </w:tcMar>
-          </w:tcPr>
-          <w:p>
-            <w:r>
-              <w:rPr>
-                <w:b/>
-                <w:bCs/>
-                <w:color w:val="FFFFFF"/>
-                <w:sz w:val="20"/>
-                <w:szCs w:val="20"/>
-              </w:rPr>
-              <w:t xml:space="preserve">Effective BW</w:t>
-            </w:r>
-          </w:p>
-        </w:tc>
-        <w:tc>
-          <w:tcPr>
-            <w:tcW w:type="dxa" w:w="1900"/>
-            <w:shd w:fill="2E5B8A" w:val="clear"/>
-            <w:tcMar>
-              <w:top w:type="dxa" w:w="80"/>
-              <w:left w:type="dxa" w:w="100"/>
-              <w:bottom w:type="dxa" w:w="80"/>
-              <w:right w:type="dxa" w:w="100"/>
-            </w:tcMar>
-          </w:tcPr>
-          <w:p>
-            <w:r>
-              <w:rPr>
-                <w:b/>
-                <w:bCs/>
-                <w:color w:val="FFFFFF"/>
-                <w:sz w:val="20"/>
-                <w:szCs w:val="20"/>
-              </w:rPr>
-              <w:t xml:space="preserve">Ideal Gain</w:t>
-            </w:r>
-          </w:p>
-        </w:tc>
-        <w:tc>
-          <w:tcPr>
-            <w:tcW w:type="dxa" w:w="2300"/>
-            <w:shd w:fill="2E5B8A" w:val="clear"/>
-            <w:tcMar>
-              <w:top w:type="dxa" w:w="80"/>
-              <w:left w:type="dxa" w:w="100"/>
-              <w:bottom w:type="dxa" w:w="80"/>
-              <w:right w:type="dxa" w:w="100"/>
-            </w:tcMar>
-          </w:tcPr>
-          <w:p>
-            <w:r>
-              <w:rPr>
-                <w:b/>
-                <w:bCs/>
-                <w:color w:val="FFFFFF"/>
-                <w:sz w:val="20"/>
-                <w:szCs w:val="20"/>
-              </w:rPr>
-              <w:t xml:space="preserve">Best for</w:t>
-            </w:r>
-          </w:p>
-        </w:tc>
-      </w:tr>
-      <w:tr>
-        <w:tc>
-          <w:tcPr>
-            <w:tcW w:type="dxa" w:w="1900"/>
-            <w:tcMar>
-              <w:top w:type="dxa" w:w="80"/>
-              <w:left w:type="dxa" w:w="100"/>
-              <w:bottom w:type="dxa" w:w="80"/>
-              <w:right w:type="dxa" w:w="100"/>
-            </w:tcMar>
-          </w:tcPr>
-          <w:p>
-            <w:r>
-              <w:rPr>
-                <w:b w:val="false"/>
-                <w:bCs w:val="false"/>
-                <w:color w:val="000000"/>
-                <w:sz w:val="20"/>
-                <w:szCs w:val="20"/>
-              </w:rPr>
-              <w:t xml:space="preserve">2.4 MS/s</w:t>
-            </w:r>
-          </w:p>
-        </w:tc>
-        <w:tc>
-          <w:tcPr>
-            <w:tcW w:type="dxa" w:w="1500"/>
-            <w:tcMar>
-              <w:top w:type="dxa" w:w="80"/>
-              <w:left w:type="dxa" w:w="100"/>
-              <w:bottom w:type="dxa" w:w="80"/>
-              <w:right w:type="dxa" w:w="100"/>
-            </w:tcMar>
-          </w:tcPr>
-          <w:p>
-            <w:r>
-              <w:rPr>
-                <w:b w:val="false"/>
-                <w:bCs w:val="false"/>
-                <w:color w:val="000000"/>
-                <w:sz w:val="20"/>
-                <w:szCs w:val="20"/>
-              </w:rPr>
-              <w:t xml:space="preserve">×150</w:t>
-            </w:r>
-          </w:p>
-        </w:tc>
-        <w:tc>
-          <w:tcPr>
-            <w:tcW w:type="dxa" w:w="1900"/>
-            <w:tcMar>
-              <w:top w:type="dxa" w:w="80"/>
-              <w:left w:type="dxa" w:w="100"/>
-              <w:bottom w:type="dxa" w:w="80"/>
-              <w:right w:type="dxa" w:w="100"/>
-            </w:tcMar>
-          </w:tcPr>
-          <w:p>
-            <w:r>
-              <w:rPr>
-                <w:b w:val="false"/>
-                <w:bCs w:val="false"/>
-                <w:color w:val="000000"/>
-                <w:sz w:val="20"/>
-                <w:szCs w:val="20"/>
-              </w:rPr>
-              <w:t xml:space="preserve">16 kHz</w:t>
-            </w:r>
-          </w:p>
-        </w:tc>
-        <w:tc>
-          <w:tcPr>
-            <w:tcW w:type="dxa" w:w="1900"/>
-            <w:tcMar>
-              <w:top w:type="dxa" w:w="80"/>
-              <w:left w:type="dxa" w:w="100"/>
-              <w:bottom w:type="dxa" w:w="80"/>
-              <w:right w:type="dxa" w:w="100"/>
-            </w:tcMar>
-          </w:tcPr>
-          <w:p>
-            <w:r>
-              <w:rPr>
-                <w:b w:val="false"/>
-                <w:bCs w:val="false"/>
-                <w:color w:val="000000"/>
-                <w:sz w:val="20"/>
-                <w:szCs w:val="20"/>
-              </w:rPr>
-              <w:t xml:space="preserve">+21.8 dB</w:t>
-            </w:r>
-          </w:p>
-        </w:tc>
-        <w:tc>
-          <w:tcPr>
-            <w:tcW w:type="dxa" w:w="2300"/>
-            <w:tcMar>
-              <w:top w:type="dxa" w:w="80"/>
-              <w:left w:type="dxa" w:w="100"/>
-              <w:bottom w:type="dxa" w:w="80"/>
-              <w:right w:type="dxa" w:w="100"/>
-            </w:tcMar>
-          </w:tcPr>
-          <w:p>
-            <w:r>
-              <w:rPr>
-                <w:b w:val="false"/>
-                <w:bCs w:val="false"/>
-                <w:color w:val="000000"/>
-                <w:sz w:val="20"/>
-                <w:szCs w:val="20"/>
-              </w:rPr>
-              <w:t xml:space="preserve">Maximum SNR, HF</w:t>
-            </w:r>
-          </w:p>
-        </w:tc>
-      </w:tr>
-      <w:tr>
-        <w:tc>
-          <w:tcPr>
-            <w:tcW w:type="dxa" w:w="1900"/>
-            <w:tcMar>
-              <w:top w:type="dxa" w:w="80"/>
-              <w:left w:type="dxa" w:w="100"/>
-              <w:bottom w:type="dxa" w:w="80"/>
-              <w:right w:type="dxa" w:w="100"/>
-            </w:tcMar>
-          </w:tcPr>
-          <w:p>
-            <w:r>
-              <w:rPr>
-                <w:b w:val="false"/>
-                <w:bCs w:val="false"/>
-                <w:color w:val="000000"/>
-                <w:sz w:val="20"/>
-                <w:szCs w:val="20"/>
-              </w:rPr>
-              <w:t xml:space="preserve">2.4 MS/s</w:t>
-            </w:r>
-          </w:p>
-        </w:tc>
-        <w:tc>
-          <w:tcPr>
-            <w:tcW w:type="dxa" w:w="1500"/>
-            <w:tcMar>
-              <w:top w:type="dxa" w:w="80"/>
-              <w:left w:type="dxa" w:w="100"/>
-              <w:bottom w:type="dxa" w:w="80"/>
-              <w:right w:type="dxa" w:w="100"/>
-            </w:tcMar>
-          </w:tcPr>
-          <w:p>
-            <w:r>
-              <w:rPr>
-                <w:b w:val="false"/>
-                <w:bCs w:val="false"/>
-                <w:color w:val="000000"/>
-                <w:sz w:val="20"/>
-                <w:szCs w:val="20"/>
-              </w:rPr>
-              <w:t xml:space="preserve">×50</w:t>
-            </w:r>
-          </w:p>
-        </w:tc>
-        <w:tc>
-          <w:tcPr>
-            <w:tcW w:type="dxa" w:w="1900"/>
-            <w:tcMar>
-              <w:top w:type="dxa" w:w="80"/>
-              <w:left w:type="dxa" w:w="100"/>
-              <w:bottom w:type="dxa" w:w="80"/>
-              <w:right w:type="dxa" w:w="100"/>
-            </w:tcMar>
-          </w:tcPr>
-          <w:p>
-            <w:r>
-              <w:rPr>
-                <w:b w:val="false"/>
-                <w:bCs w:val="false"/>
-                <w:color w:val="000000"/>
-                <w:sz w:val="20"/>
-                <w:szCs w:val="20"/>
-              </w:rPr>
-              <w:t xml:space="preserve">48 kHz</w:t>
-            </w:r>
-          </w:p>
-        </w:tc>
-        <w:tc>
-          <w:tcPr>
-            <w:tcW w:type="dxa" w:w="1900"/>
-            <w:tcMar>
-              <w:top w:type="dxa" w:w="80"/>
-              <w:left w:type="dxa" w:w="100"/>
-              <w:bottom w:type="dxa" w:w="80"/>
-              <w:right w:type="dxa" w:w="100"/>
-            </w:tcMar>
-          </w:tcPr>
-          <w:p>
-            <w:r>
-              <w:rPr>
-                <w:b w:val="false"/>
-                <w:bCs w:val="false"/>
-                <w:color w:val="000000"/>
-                <w:sz w:val="20"/>
-                <w:szCs w:val="20"/>
-              </w:rPr>
-              <w:t xml:space="preserve">+17.0 dB</w:t>
-            </w:r>
-          </w:p>
-        </w:tc>
-        <w:tc>
-          <w:tcPr>
-            <w:tcW w:type="dxa" w:w="2300"/>
-            <w:tcMar>
-              <w:top w:type="dxa" w:w="80"/>
-              <w:left w:type="dxa" w:w="100"/>
-              <w:bottom w:type="dxa" w:w="80"/>
-              <w:right w:type="dxa" w:w="100"/>
-            </w:tcMar>
-          </w:tcPr>
-          <w:p>
-            <w:r>
-              <w:rPr>
-                <w:b w:val="false"/>
-                <w:bCs w:val="false"/>
-                <w:color w:val="000000"/>
-                <w:sz w:val="20"/>
-                <w:szCs w:val="20"/>
-              </w:rPr>
-              <w:t xml:space="preserve">Wide HF coverage</w:t>
-            </w:r>
-          </w:p>
-        </w:tc>
-      </w:tr>
-      <w:tr>
-        <w:tc>
-          <w:tcPr>
-            <w:tcW w:type="dxa" w:w="1900"/>
-            <w:tcMar>
-              <w:top w:type="dxa" w:w="80"/>
-              <w:left w:type="dxa" w:w="100"/>
-              <w:bottom w:type="dxa" w:w="80"/>
-              <w:right w:type="dxa" w:w="100"/>
-            </w:tcMar>
-          </w:tcPr>
-          <w:p>
-            <w:r>
-              <w:rPr>
-                <w:b w:val="false"/>
-                <w:bCs w:val="false"/>
-                <w:color w:val="000000"/>
-                <w:sz w:val="20"/>
-                <w:szCs w:val="20"/>
-              </w:rPr>
-              <w:t xml:space="preserve">1.024 MS/s</w:t>
-            </w:r>
-          </w:p>
-        </w:tc>
-        <w:tc>
-          <w:tcPr>
-            <w:tcW w:type="dxa" w:w="1500"/>
-            <w:tcMar>
-              <w:top w:type="dxa" w:w="80"/>
-              <w:left w:type="dxa" w:w="100"/>
-              <w:bottom w:type="dxa" w:w="80"/>
-              <w:right w:type="dxa" w:w="100"/>
-            </w:tcMar>
-          </w:tcPr>
-          <w:p>
-            <w:r>
-              <w:rPr>
-                <w:b w:val="false"/>
-                <w:bCs w:val="false"/>
-                <w:color w:val="000000"/>
-                <w:sz w:val="20"/>
-                <w:szCs w:val="20"/>
-              </w:rPr>
-              <w:t xml:space="preserve">×64</w:t>
-            </w:r>
-          </w:p>
-        </w:tc>
-        <w:tc>
-          <w:tcPr>
-            <w:tcW w:type="dxa" w:w="1900"/>
-            <w:tcMar>
-              <w:top w:type="dxa" w:w="80"/>
-              <w:left w:type="dxa" w:w="100"/>
-              <w:bottom w:type="dxa" w:w="80"/>
-              <w:right w:type="dxa" w:w="100"/>
-            </w:tcMar>
-          </w:tcPr>
-          <w:p>
-            <w:r>
-              <w:rPr>
-                <w:b w:val="false"/>
-                <w:bCs w:val="false"/>
-                <w:color w:val="000000"/>
-                <w:sz w:val="20"/>
-                <w:szCs w:val="20"/>
-              </w:rPr>
-              <w:t xml:space="preserve">16 kHz</w:t>
-            </w:r>
-          </w:p>
-        </w:tc>
-        <w:tc>
-          <w:tcPr>
-            <w:tcW w:type="dxa" w:w="1900"/>
-            <w:tcMar>
-              <w:top w:type="dxa" w:w="80"/>
-              <w:left w:type="dxa" w:w="100"/>
-              <w:bottom w:type="dxa" w:w="80"/>
-              <w:right w:type="dxa" w:w="100"/>
-            </w:tcMar>
-          </w:tcPr>
-          <w:p>
-            <w:r>
-              <w:rPr>
-                <w:b w:val="false"/>
-                <w:bCs w:val="false"/>
-                <w:color w:val="000000"/>
-                <w:sz w:val="20"/>
-                <w:szCs w:val="20"/>
-              </w:rPr>
-              <w:t xml:space="preserve">+18.1 dB</w:t>
-            </w:r>
-          </w:p>
-        </w:tc>
-        <w:tc>
-          <w:tcPr>
-            <w:tcW w:type="dxa" w:w="2300"/>
-            <w:tcMar>
-              <w:top w:type="dxa" w:w="80"/>
-              <w:left w:type="dxa" w:w="100"/>
-              <w:bottom w:type="dxa" w:w="80"/>
-              <w:right w:type="dxa" w:w="100"/>
-            </w:tcMar>
-          </w:tcPr>
-          <w:p>
-            <w:r>
-              <w:rPr>
-                <w:b w:val="false"/>
-                <w:bCs w:val="false"/>
-                <w:color w:val="000000"/>
-                <w:sz w:val="20"/>
-                <w:szCs w:val="20"/>
-              </w:rPr>
-              <w:t xml:space="preserve">Android (recommended)</w:t>
-            </w:r>
-          </w:p>
-        </w:tc>
-      </w:tr>
-      <w:tr>
-        <w:tc>
-          <w:tcPr>
-            <w:tcW w:type="dxa" w:w="1900"/>
-            <w:tcMar>
-              <w:top w:type="dxa" w:w="80"/>
-              <w:left w:type="dxa" w:w="100"/>
-              <w:bottom w:type="dxa" w:w="80"/>
-              <w:right w:type="dxa" w:w="100"/>
-            </w:tcMar>
-          </w:tcPr>
-          <w:p>
-            <w:r>
-              <w:rPr>
-                <w:b w:val="false"/>
-                <w:bCs w:val="false"/>
-                <w:color w:val="000000"/>
-                <w:sz w:val="20"/>
-                <w:szCs w:val="20"/>
-              </w:rPr>
-              <w:t xml:space="preserve">1.024 MS/s</w:t>
-            </w:r>
-          </w:p>
-        </w:tc>
-        <w:tc>
-          <w:tcPr>
-            <w:tcW w:type="dxa" w:w="1500"/>
-            <w:tcMar>
-              <w:top w:type="dxa" w:w="80"/>
-              <w:left w:type="dxa" w:w="100"/>
-              <w:bottom w:type="dxa" w:w="80"/>
-              <w:right w:type="dxa" w:w="100"/>
-            </w:tcMar>
-          </w:tcPr>
-          <w:p>
-            <w:r>
-              <w:rPr>
-                <w:b w:val="false"/>
-                <w:bCs w:val="false"/>
-                <w:color w:val="000000"/>
-                <w:sz w:val="20"/>
-                <w:szCs w:val="20"/>
-              </w:rPr>
-              <w:t xml:space="preserve">×32</w:t>
-            </w:r>
-          </w:p>
-        </w:tc>
-        <w:tc>
-          <w:tcPr>
-            <w:tcW w:type="dxa" w:w="1900"/>
-            <w:tcMar>
-              <w:top w:type="dxa" w:w="80"/>
-              <w:left w:type="dxa" w:w="100"/>
-              <w:bottom w:type="dxa" w:w="80"/>
-              <w:right w:type="dxa" w:w="100"/>
-            </w:tcMar>
-          </w:tcPr>
-          <w:p>
-            <w:r>
-              <w:rPr>
-                <w:b w:val="false"/>
-                <w:bCs w:val="false"/>
-                <w:color w:val="000000"/>
-                <w:sz w:val="20"/>
-                <w:szCs w:val="20"/>
-              </w:rPr>
-              <w:t xml:space="preserve">32 kHz</w:t>
-            </w:r>
-          </w:p>
-        </w:tc>
-        <w:tc>
-          <w:tcPr>
-            <w:tcW w:type="dxa" w:w="1900"/>
-            <w:tcMar>
-              <w:top w:type="dxa" w:w="80"/>
-              <w:left w:type="dxa" w:w="100"/>
-              <w:bottom w:type="dxa" w:w="80"/>
-              <w:right w:type="dxa" w:w="100"/>
-            </w:tcMar>
-          </w:tcPr>
-          <w:p>
-            <w:r>
-              <w:rPr>
-                <w:b w:val="false"/>
-                <w:bCs w:val="false"/>
-                <w:color w:val="000000"/>
-                <w:sz w:val="20"/>
-                <w:szCs w:val="20"/>
-              </w:rPr>
-              <w:t xml:space="preserve">+15.1 dB</w:t>
-            </w:r>
-          </w:p>
-        </w:tc>
-        <w:tc>
-          <w:tcPr>
-            <w:tcW w:type="dxa" w:w="2300"/>
-            <w:tcMar>
-              <w:top w:type="dxa" w:w="80"/>
-              <w:left w:type="dxa" w:w="100"/>
-              <w:bottom w:type="dxa" w:w="80"/>
-              <w:right w:type="dxa" w:w="100"/>
-            </w:tcMar>
-          </w:tcPr>
-          <w:p>
-            <w:r>
-              <w:rPr>
-                <w:b w:val="false"/>
-                <w:bCs w:val="false"/>
-                <w:color w:val="000000"/>
-                <w:sz w:val="20"/>
-                <w:szCs w:val="20"/>
-              </w:rPr>
-              <w:t xml:space="preserve">NFM, APRS, AIS</w:t>
-            </w:r>
-          </w:p>
-        </w:tc>
-      </w:tr>
-      <w:tr>
-        <w:tc>
-          <w:tcPr>
-            <w:tcW w:type="dxa" w:w="1900"/>
-            <w:tcMar>
-              <w:top w:type="dxa" w:w="80"/>
-              <w:left w:type="dxa" w:w="100"/>
-              <w:bottom w:type="dxa" w:w="80"/>
-              <w:right w:type="dxa" w:w="100"/>
-            </w:tcMar>
-          </w:tcPr>
-          <w:p>
-            <w:r>
-              <w:rPr>
-                <w:b w:val="false"/>
-                <w:bCs w:val="false"/>
-                <w:color w:val="000000"/>
-                <w:sz w:val="20"/>
-                <w:szCs w:val="20"/>
-              </w:rPr>
-              <w:t xml:space="preserve">1.92 MS/s</w:t>
-            </w:r>
-          </w:p>
-        </w:tc>
-        <w:tc>
-          <w:tcPr>
-            <w:tcW w:type="dxa" w:w="1500"/>
-            <w:tcMar>
-              <w:top w:type="dxa" w:w="80"/>
-              <w:left w:type="dxa" w:w="100"/>
-              <w:bottom w:type="dxa" w:w="80"/>
-              <w:right w:type="dxa" w:w="100"/>
-            </w:tcMar>
-          </w:tcPr>
-          <w:p>
-            <w:r>
-              <w:rPr>
-                <w:b w:val="false"/>
-                <w:bCs w:val="false"/>
-                <w:color w:val="000000"/>
-                <w:sz w:val="20"/>
-                <w:szCs w:val="20"/>
-              </w:rPr>
-              <w:t xml:space="preserve">×1</w:t>
-            </w:r>
-          </w:p>
-        </w:tc>
-        <w:tc>
-          <w:tcPr>
-            <w:tcW w:type="dxa" w:w="1900"/>
-            <w:tcMar>
-              <w:top w:type="dxa" w:w="80"/>
-              <w:left w:type="dxa" w:w="100"/>
-              <w:bottom w:type="dxa" w:w="80"/>
-              <w:right w:type="dxa" w:w="100"/>
-            </w:tcMar>
-          </w:tcPr>
-          <w:p>
-            <w:r>
-              <w:rPr>
-                <w:b w:val="false"/>
-                <w:bCs w:val="false"/>
-                <w:color w:val="000000"/>
-                <w:sz w:val="20"/>
-                <w:szCs w:val="20"/>
-              </w:rPr>
-              <w:t xml:space="preserve">1.92 MHz</w:t>
-            </w:r>
-          </w:p>
-        </w:tc>
-        <w:tc>
-          <w:tcPr>
-            <w:tcW w:type="dxa" w:w="1900"/>
-            <w:tcMar>
-              <w:top w:type="dxa" w:w="80"/>
-              <w:left w:type="dxa" w:w="100"/>
-              <w:bottom w:type="dxa" w:w="80"/>
-              <w:right w:type="dxa" w:w="100"/>
-            </w:tcMar>
-          </w:tcPr>
-          <w:p>
-            <w:r>
-              <w:rPr>
-                <w:b w:val="false"/>
-                <w:bCs w:val="false"/>
-                <w:color w:val="000000"/>
-                <w:sz w:val="20"/>
-                <w:szCs w:val="20"/>
-              </w:rPr>
-              <w:t xml:space="preserve">+0 dB</w:t>
-            </w:r>
-          </w:p>
-        </w:tc>
-        <w:tc>
-          <w:tcPr>
-            <w:tcW w:type="dxa" w:w="2300"/>
-            <w:tcMar>
-              <w:top w:type="dxa" w:w="80"/>
-              <w:left w:type="dxa" w:w="100"/>
-              <w:bottom w:type="dxa" w:w="80"/>
-              <w:right w:type="dxa" w:w="100"/>
-            </w:tcMar>
-          </w:tcPr>
-          <w:p>
-            <w:r>
-              <w:rPr>
-                <w:b w:val="false"/>
-                <w:bCs w:val="false"/>
-                <w:color w:val="000000"/>
-                <w:sz w:val="20"/>
-                <w:szCs w:val="20"/>
-              </w:rPr>
-              <w:t xml:space="preserve">WFM broadcast</w:t>
-            </w:r>
-          </w:p>
-        </w:tc>
-      </w:tr>
-      <w:tr>
-        <w:tc>
-          <w:tcPr>
-            <w:tcW w:type="dxa" w:w="1900"/>
-            <w:tcMar>
-              <w:top w:type="dxa" w:w="80"/>
-              <w:left w:type="dxa" w:w="100"/>
-              <w:bottom w:type="dxa" w:w="80"/>
-              <w:right w:type="dxa" w:w="100"/>
-            </w:tcMar>
-          </w:tcPr>
-          <w:p>
-            <w:r>
-              <w:rPr>
-                <w:b w:val="false"/>
-                <w:bCs w:val="false"/>
-                <w:color w:val="000000"/>
-                <w:sz w:val="20"/>
-                <w:szCs w:val="20"/>
-              </w:rPr>
-              <w:t xml:space="preserve">2.048 MS/s</w:t>
-            </w:r>
-          </w:p>
-        </w:tc>
-        <w:tc>
-          <w:tcPr>
-            <w:tcW w:type="dxa" w:w="1500"/>
-            <w:tcMar>
-              <w:top w:type="dxa" w:w="80"/>
-              <w:left w:type="dxa" w:w="100"/>
-              <w:bottom w:type="dxa" w:w="80"/>
-              <w:right w:type="dxa" w:w="100"/>
-            </w:tcMar>
-          </w:tcPr>
-          <w:p>
-            <w:r>
-              <w:rPr>
-                <w:b w:val="false"/>
-                <w:bCs w:val="false"/>
-                <w:color w:val="000000"/>
-                <w:sz w:val="20"/>
-                <w:szCs w:val="20"/>
-              </w:rPr>
-              <w:t xml:space="preserve">×1</w:t>
-            </w:r>
-          </w:p>
-        </w:tc>
-        <w:tc>
-          <w:tcPr>
-            <w:tcW w:type="dxa" w:w="1900"/>
-            <w:tcMar>
-              <w:top w:type="dxa" w:w="80"/>
-              <w:left w:type="dxa" w:w="100"/>
-              <w:bottom w:type="dxa" w:w="80"/>
-              <w:right w:type="dxa" w:w="100"/>
-            </w:tcMar>
-          </w:tcPr>
-          <w:p>
-            <w:r>
-              <w:rPr>
-                <w:b w:val="false"/>
-                <w:bCs w:val="false"/>
-                <w:color w:val="000000"/>
-                <w:sz w:val="20"/>
-                <w:szCs w:val="20"/>
-              </w:rPr>
-              <w:t xml:space="preserve">2.048 MHz</w:t>
-            </w:r>
-          </w:p>
-        </w:tc>
-        <w:tc>
-          <w:tcPr>
-            <w:tcW w:type="dxa" w:w="1900"/>
-            <w:tcMar>
-              <w:top w:type="dxa" w:w="80"/>
-              <w:left w:type="dxa" w:w="100"/>
-              <w:bottom w:type="dxa" w:w="80"/>
-              <w:right w:type="dxa" w:w="100"/>
-            </w:tcMar>
-          </w:tcPr>
-          <w:p>
-            <w:r>
-              <w:rPr>
-                <w:b w:val="false"/>
-                <w:bCs w:val="false"/>
-                <w:color w:val="000000"/>
-                <w:sz w:val="20"/>
-                <w:szCs w:val="20"/>
-              </w:rPr>
-              <w:t xml:space="preserve">+0 dB</w:t>
-            </w:r>
-          </w:p>
-        </w:tc>
-        <w:tc>
-          <w:tcPr>
-            <w:tcW w:type="dxa" w:w="2300"/>
-            <w:tcMar>
-              <w:top w:type="dxa" w:w="80"/>
-              <w:left w:type="dxa" w:w="100"/>
-              <w:bottom w:type="dxa" w:w="80"/>
-              <w:right w:type="dxa" w:w="100"/>
-            </w:tcMar>
-          </w:tcPr>
-          <w:p>
-            <w:r>
-              <w:rPr>
-                <w:b w:val="false"/>
-                <w:bCs w:val="false"/>
-                <w:color w:val="000000"/>
-                <w:sz w:val="20"/>
-                <w:szCs w:val="20"/>
-              </w:rPr>
-              <w:t xml:space="preserve">ADS-B, ACARS</w:t>
-            </w:r>
-          </w:p>
-        </w:tc>
-      </w:tr>
-    </w:tbl>
+        <w:t xml:space="preserve">Figure 4.2 — Processing gain achieved by common sample-rate / decimation combinations</w:t>
+      </w:r>
+    </w:p>
+    <w:p>
+      <w:pPr>
+        <w:pBdr>
+          <w:left w:val="single" w:color="B9852F" w:sz="18"/>
+        </w:pBdr>
+        <w:shd w:fill="FDF3E3" w:val="clear"/>
+        <w:spacing w:after="200" w:before="100"/>
+        <w:ind w:left="100"/>
+      </w:pPr>
+      <w:r>
+        <w:rPr>
+          <w:b/>
+          <w:bCs/>
+          <w:color w:val="B9852F"/>
+        </w:rPr>
+        <w:t xml:space="preserve">★  </w:t>
+      </w:r>
+      <w:r>
+        <w:t xml:space="preserve">For Android + HF: use 1.024 MS/s → ÷64 → 16 kHz. Move to 2.4 MS/s only when the ~3.7 dB gain is demonstrably useful and your phone can sustain it thermally.</w:t>
+      </w:r>
+    </w:p>
+    <w:p>
+      <w:pPr>
+        <w:pStyle w:val="Heading2"/>
+        <w:spacing w:after="120" w:before="260"/>
+      </w:pPr>
+      <w:r>
+        <w:t xml:space="preserve">4.3 Display Decimation (Not the Same Thing)</w:t>
+      </w:r>
+    </w:p>
+    <w:p>
+      <w:pPr>
+        <w:spacing w:after="160"/>
+      </w:pPr>
+      <w:r>
+        <w:t xml:space="preserve">The Display tab also has a control labelled "Decimation," but it only zooms the FFT/waterfall view. It has no effect on the demodulator, audio, or SNR, and is unrelated to the Sample Rate / Audio Out Rate pair in §4.2.</w:t>
+      </w:r>
+    </w:p>
     <w:p>
       <w:pPr>
         <w:spacing w:after="60" w:before="120"/>
@@ -6668,7 +6779,7 @@
       <w:r>
         <w:drawing>
           <wp:inline distT="0" distB="0" distL="0" distR="0">
-            <wp:extent cx="4762500" cy="2428875"/>
+            <wp:extent cx="4762500" cy="2000250"/>
             <wp:effectExtent t="0" r="0" b="0" l="0"/>
             <wp:docPr id="1" name="" descr="" title=""/>
             <wp:cNvGraphicFramePr>
@@ -6693,7 +6804,7 @@
                   <pic:spPr bwMode="auto">
                     <a:xfrm>
                       <a:off x="0" y="0"/>
-                      <a:ext cx="4762500" cy="2428875"/>
+                      <a:ext cx="4762500" cy="2000250"/>
                     </a:xfrm>
                     <a:prstGeom prst="rect">
                       <a:avLst/>
@@ -6719,835 +6830,7 @@
           <w:sz w:val="18"/>
           <w:szCs w:val="18"/>
         </w:rPr>
-        <w:t xml:space="preserve">Figure 4.2 — Processing gain achieved by common sample-rate / decimation combinations</w:t>
-      </w:r>
-    </w:p>
-    <w:p>
-      <w:pPr>
-        <w:pBdr>
-          <w:left w:val="single" w:color="B9852F" w:sz="18"/>
-        </w:pBdr>
-        <w:shd w:fill="FDF3E3" w:val="clear"/>
-        <w:spacing w:after="200" w:before="100"/>
-        <w:ind w:left="100"/>
-      </w:pPr>
-      <w:r>
-        <w:rPr>
-          <w:b/>
-          <w:bCs/>
-          <w:color w:val="B9852F"/>
-        </w:rPr>
-        <w:t xml:space="preserve">★  </w:t>
-      </w:r>
-      <w:r>
-        <w:t xml:space="preserve">For Android + HF: use 1.024 MS/s → ÷64 → 16 kHz. Move to 2.4 MS/s only when the ~3.7 dB gain is demonstrably useful and your phone can sustain it thermally.</w:t>
-      </w:r>
-    </w:p>
-    <w:p>
-      <w:pPr>
-        <w:pStyle w:val="Heading2"/>
-        <w:spacing w:after="120" w:before="260"/>
-      </w:pPr>
-      <w:r>
-        <w:t xml:space="preserve">4.3 IF Bandwidth (Protocol Filter)</w:t>
-      </w:r>
-    </w:p>
-    <w:p>
-      <w:pPr>
-        <w:spacing w:after="160"/>
-      </w:pPr>
-      <w:r>
-        <w:t xml:space="preserve">The IF filter width limits how much of the spectrum the demodulator sees. Narrower = better SNR but more sensitive to frequency offset.</w:t>
-      </w:r>
-    </w:p>
-    <w:tbl>
-      <w:tblPr>
-        <w:tblW w:type="dxa" w:w="9500"/>
-        <w:tblBorders>
-          <w:top w:val="single" w:color="auto" w:sz="4"/>
-          <w:left w:val="single" w:color="auto" w:sz="4"/>
-          <w:bottom w:val="single" w:color="auto" w:sz="4"/>
-          <w:right w:val="single" w:color="auto" w:sz="4"/>
-          <w:insideH w:val="single" w:color="auto" w:sz="4"/>
-          <w:insideV w:val="single" w:color="auto" w:sz="4"/>
-        </w:tblBorders>
-      </w:tblPr>
-      <w:tblGrid>
-        <w:gridCol w:w="2500"/>
-        <w:gridCol w:w="2500"/>
-        <w:gridCol w:w="4500"/>
-      </w:tblGrid>
-      <w:tr>
-        <w:trPr>
-          <w:tblHeader/>
-        </w:trPr>
-        <w:tc>
-          <w:tcPr>
-            <w:tcW w:type="dxa" w:w="2500"/>
-            <w:shd w:fill="2E5B8A" w:val="clear"/>
-            <w:tcMar>
-              <w:top w:type="dxa" w:w="80"/>
-              <w:left w:type="dxa" w:w="100"/>
-              <w:bottom w:type="dxa" w:w="80"/>
-              <w:right w:type="dxa" w:w="100"/>
-            </w:tcMar>
-          </w:tcPr>
-          <w:p>
-            <w:r>
-              <w:rPr>
-                <w:b/>
-                <w:bCs/>
-                <w:color w:val="FFFFFF"/>
-                <w:sz w:val="20"/>
-                <w:szCs w:val="20"/>
-              </w:rPr>
-              <w:t xml:space="preserve">Mode</w:t>
-            </w:r>
-          </w:p>
-        </w:tc>
-        <w:tc>
-          <w:tcPr>
-            <w:tcW w:type="dxa" w:w="2500"/>
-            <w:shd w:fill="2E5B8A" w:val="clear"/>
-            <w:tcMar>
-              <w:top w:type="dxa" w:w="80"/>
-              <w:left w:type="dxa" w:w="100"/>
-              <w:bottom w:type="dxa" w:w="80"/>
-              <w:right w:type="dxa" w:w="100"/>
-            </w:tcMar>
-          </w:tcPr>
-          <w:p>
-            <w:r>
-              <w:rPr>
-                <w:b/>
-                <w:bCs/>
-                <w:color w:val="FFFFFF"/>
-                <w:sz w:val="20"/>
-                <w:szCs w:val="20"/>
-              </w:rPr>
-              <w:t xml:space="preserve">Typical range</w:t>
-            </w:r>
-          </w:p>
-        </w:tc>
-        <w:tc>
-          <w:tcPr>
-            <w:tcW w:type="dxa" w:w="4500"/>
-            <w:shd w:fill="2E5B8A" w:val="clear"/>
-            <w:tcMar>
-              <w:top w:type="dxa" w:w="80"/>
-              <w:left w:type="dxa" w:w="100"/>
-              <w:bottom w:type="dxa" w:w="80"/>
-              <w:right w:type="dxa" w:w="100"/>
-            </w:tcMar>
-          </w:tcPr>
-          <w:p>
-            <w:r>
-              <w:rPr>
-                <w:b/>
-                <w:bCs/>
-                <w:color w:val="FFFFFF"/>
-                <w:sz w:val="20"/>
-                <w:szCs w:val="20"/>
-              </w:rPr>
-              <w:t xml:space="preserve">Notes</w:t>
-            </w:r>
-          </w:p>
-        </w:tc>
-      </w:tr>
-      <w:tr>
-        <w:tc>
-          <w:tcPr>
-            <w:tcW w:type="dxa" w:w="2500"/>
-            <w:tcMar>
-              <w:top w:type="dxa" w:w="80"/>
-              <w:left w:type="dxa" w:w="100"/>
-              <w:bottom w:type="dxa" w:w="80"/>
-              <w:right w:type="dxa" w:w="100"/>
-            </w:tcMar>
-          </w:tcPr>
-          <w:p>
-            <w:r>
-              <w:rPr>
-                <w:b w:val="false"/>
-                <w:bCs w:val="false"/>
-                <w:color w:val="000000"/>
-                <w:sz w:val="20"/>
-                <w:szCs w:val="20"/>
-              </w:rPr>
-              <w:t xml:space="preserve">CW / CWR</w:t>
-            </w:r>
-          </w:p>
-        </w:tc>
-        <w:tc>
-          <w:tcPr>
-            <w:tcW w:type="dxa" w:w="2500"/>
-            <w:tcMar>
-              <w:top w:type="dxa" w:w="80"/>
-              <w:left w:type="dxa" w:w="100"/>
-              <w:bottom w:type="dxa" w:w="80"/>
-              <w:right w:type="dxa" w:w="100"/>
-            </w:tcMar>
-          </w:tcPr>
-          <w:p>
-            <w:r>
-              <w:rPr>
-                <w:b w:val="false"/>
-                <w:bCs w:val="false"/>
-                <w:color w:val="000000"/>
-                <w:sz w:val="20"/>
-                <w:szCs w:val="20"/>
-              </w:rPr>
-              <w:t xml:space="preserve">100–800 Hz</w:t>
-            </w:r>
-          </w:p>
-        </w:tc>
-        <w:tc>
-          <w:tcPr>
-            <w:tcW w:type="dxa" w:w="4500"/>
-            <w:tcMar>
-              <w:top w:type="dxa" w:w="80"/>
-              <w:left w:type="dxa" w:w="100"/>
-              <w:bottom w:type="dxa" w:w="80"/>
-              <w:right w:type="dxa" w:w="100"/>
-            </w:tcMar>
-          </w:tcPr>
-          <w:p>
-            <w:r>
-              <w:rPr>
-                <w:b w:val="false"/>
-                <w:bCs w:val="false"/>
-                <w:color w:val="000000"/>
-                <w:sz w:val="20"/>
-                <w:szCs w:val="20"/>
-              </w:rPr>
-              <w:t xml:space="preserve">Narrow for contest; wider for general CW</w:t>
-            </w:r>
-          </w:p>
-        </w:tc>
-      </w:tr>
-      <w:tr>
-        <w:tc>
-          <w:tcPr>
-            <w:tcW w:type="dxa" w:w="2500"/>
-            <w:tcMar>
-              <w:top w:type="dxa" w:w="80"/>
-              <w:left w:type="dxa" w:w="100"/>
-              <w:bottom w:type="dxa" w:w="80"/>
-              <w:right w:type="dxa" w:w="100"/>
-            </w:tcMar>
-          </w:tcPr>
-          <w:p>
-            <w:r>
-              <w:rPr>
-                <w:b w:val="false"/>
-                <w:bCs w:val="false"/>
-                <w:color w:val="000000"/>
-                <w:sz w:val="20"/>
-                <w:szCs w:val="20"/>
-              </w:rPr>
-              <w:t xml:space="preserve">SSB (USB/LSB)</w:t>
-            </w:r>
-          </w:p>
-        </w:tc>
-        <w:tc>
-          <w:tcPr>
-            <w:tcW w:type="dxa" w:w="2500"/>
-            <w:tcMar>
-              <w:top w:type="dxa" w:w="80"/>
-              <w:left w:type="dxa" w:w="100"/>
-              <w:bottom w:type="dxa" w:w="80"/>
-              <w:right w:type="dxa" w:w="100"/>
-            </w:tcMar>
-          </w:tcPr>
-          <w:p>
-            <w:r>
-              <w:rPr>
-                <w:b w:val="false"/>
-                <w:bCs w:val="false"/>
-                <w:color w:val="000000"/>
-                <w:sz w:val="20"/>
-                <w:szCs w:val="20"/>
-              </w:rPr>
-              <w:t xml:space="preserve">2.4–3.0 kHz</w:t>
-            </w:r>
-          </w:p>
-        </w:tc>
-        <w:tc>
-          <w:tcPr>
-            <w:tcW w:type="dxa" w:w="4500"/>
-            <w:tcMar>
-              <w:top w:type="dxa" w:w="80"/>
-              <w:left w:type="dxa" w:w="100"/>
-              <w:bottom w:type="dxa" w:w="80"/>
-              <w:right w:type="dxa" w:w="100"/>
-            </w:tcMar>
-          </w:tcPr>
-          <w:p>
-            <w:r>
-              <w:rPr>
-                <w:b w:val="false"/>
-                <w:bCs w:val="false"/>
-                <w:color w:val="000000"/>
-                <w:sz w:val="20"/>
-                <w:szCs w:val="20"/>
-              </w:rPr>
-              <w:t xml:space="preserve">Auto — slider locked</w:t>
-            </w:r>
-          </w:p>
-        </w:tc>
-      </w:tr>
-      <w:tr>
-        <w:tc>
-          <w:tcPr>
-            <w:tcW w:type="dxa" w:w="2500"/>
-            <w:tcMar>
-              <w:top w:type="dxa" w:w="80"/>
-              <w:left w:type="dxa" w:w="100"/>
-              <w:bottom w:type="dxa" w:w="80"/>
-              <w:right w:type="dxa" w:w="100"/>
-            </w:tcMar>
-          </w:tcPr>
-          <w:p>
-            <w:r>
-              <w:rPr>
-                <w:b w:val="false"/>
-                <w:bCs w:val="false"/>
-                <w:color w:val="000000"/>
-                <w:sz w:val="20"/>
-                <w:szCs w:val="20"/>
-              </w:rPr>
-              <w:t xml:space="preserve">DSB</w:t>
-            </w:r>
-          </w:p>
-        </w:tc>
-        <w:tc>
-          <w:tcPr>
-            <w:tcW w:type="dxa" w:w="2500"/>
-            <w:tcMar>
-              <w:top w:type="dxa" w:w="80"/>
-              <w:left w:type="dxa" w:w="100"/>
-              <w:bottom w:type="dxa" w:w="80"/>
-              <w:right w:type="dxa" w:w="100"/>
-            </w:tcMar>
-          </w:tcPr>
-          <w:p>
-            <w:r>
-              <w:rPr>
-                <w:b w:val="false"/>
-                <w:bCs w:val="false"/>
-                <w:color w:val="000000"/>
-                <w:sz w:val="20"/>
-                <w:szCs w:val="20"/>
-              </w:rPr>
-              <w:t xml:space="preserve">4–6 kHz</w:t>
-            </w:r>
-          </w:p>
-        </w:tc>
-        <w:tc>
-          <w:tcPr>
-            <w:tcW w:type="dxa" w:w="4500"/>
-            <w:tcMar>
-              <w:top w:type="dxa" w:w="80"/>
-              <w:left w:type="dxa" w:w="100"/>
-              <w:bottom w:type="dxa" w:w="80"/>
-              <w:right w:type="dxa" w:w="100"/>
-            </w:tcMar>
-          </w:tcPr>
-          <w:p>
-            <w:r>
-              <w:rPr>
-                <w:b w:val="false"/>
-                <w:bCs w:val="false"/>
-                <w:color w:val="000000"/>
-                <w:sz w:val="20"/>
-                <w:szCs w:val="20"/>
-              </w:rPr>
-              <w:t xml:space="preserve">Mode default auto</w:t>
-            </w:r>
-          </w:p>
-        </w:tc>
-      </w:tr>
-      <w:tr>
-        <w:tc>
-          <w:tcPr>
-            <w:tcW w:type="dxa" w:w="2500"/>
-            <w:tcMar>
-              <w:top w:type="dxa" w:w="80"/>
-              <w:left w:type="dxa" w:w="100"/>
-              <w:bottom w:type="dxa" w:w="80"/>
-              <w:right w:type="dxa" w:w="100"/>
-            </w:tcMar>
-          </w:tcPr>
-          <w:p>
-            <w:r>
-              <w:rPr>
-                <w:b w:val="false"/>
-                <w:bCs w:val="false"/>
-                <w:color w:val="000000"/>
-                <w:sz w:val="20"/>
-                <w:szCs w:val="20"/>
-              </w:rPr>
-              <w:t xml:space="preserve">AM</w:t>
-            </w:r>
-          </w:p>
-        </w:tc>
-        <w:tc>
-          <w:tcPr>
-            <w:tcW w:type="dxa" w:w="2500"/>
-            <w:tcMar>
-              <w:top w:type="dxa" w:w="80"/>
-              <w:left w:type="dxa" w:w="100"/>
-              <w:bottom w:type="dxa" w:w="80"/>
-              <w:right w:type="dxa" w:w="100"/>
-            </w:tcMar>
-          </w:tcPr>
-          <w:p>
-            <w:r>
-              <w:rPr>
-                <w:b w:val="false"/>
-                <w:bCs w:val="false"/>
-                <w:color w:val="000000"/>
-                <w:sz w:val="20"/>
-                <w:szCs w:val="20"/>
-              </w:rPr>
-              <w:t xml:space="preserve">4–9 kHz</w:t>
-            </w:r>
-          </w:p>
-        </w:tc>
-        <w:tc>
-          <w:tcPr>
-            <w:tcW w:type="dxa" w:w="4500"/>
-            <w:tcMar>
-              <w:top w:type="dxa" w:w="80"/>
-              <w:left w:type="dxa" w:w="100"/>
-              <w:bottom w:type="dxa" w:w="80"/>
-              <w:right w:type="dxa" w:w="100"/>
-            </w:tcMar>
-          </w:tcPr>
-          <w:p>
-            <w:r>
-              <w:rPr>
-                <w:b w:val="false"/>
-                <w:bCs w:val="false"/>
-                <w:color w:val="000000"/>
-                <w:sz w:val="20"/>
-                <w:szCs w:val="20"/>
-              </w:rPr>
-              <w:t xml:space="preserve">5–6 kHz ideal for SW; 9 kHz for MW</w:t>
-            </w:r>
-          </w:p>
-        </w:tc>
-      </w:tr>
-      <w:tr>
-        <w:tc>
-          <w:tcPr>
-            <w:tcW w:type="dxa" w:w="2500"/>
-            <w:tcMar>
-              <w:top w:type="dxa" w:w="80"/>
-              <w:left w:type="dxa" w:w="100"/>
-              <w:bottom w:type="dxa" w:w="80"/>
-              <w:right w:type="dxa" w:w="100"/>
-            </w:tcMar>
-          </w:tcPr>
-          <w:p>
-            <w:r>
-              <w:rPr>
-                <w:b w:val="false"/>
-                <w:bCs w:val="false"/>
-                <w:color w:val="000000"/>
-                <w:sz w:val="20"/>
-                <w:szCs w:val="20"/>
-              </w:rPr>
-              <w:t xml:space="preserve">NFM</w:t>
-            </w:r>
-          </w:p>
-        </w:tc>
-        <w:tc>
-          <w:tcPr>
-            <w:tcW w:type="dxa" w:w="2500"/>
-            <w:tcMar>
-              <w:top w:type="dxa" w:w="80"/>
-              <w:left w:type="dxa" w:w="100"/>
-              <w:bottom w:type="dxa" w:w="80"/>
-              <w:right w:type="dxa" w:w="100"/>
-            </w:tcMar>
-          </w:tcPr>
-          <w:p>
-            <w:r>
-              <w:rPr>
-                <w:b w:val="false"/>
-                <w:bCs w:val="false"/>
-                <w:color w:val="000000"/>
-                <w:sz w:val="20"/>
-                <w:szCs w:val="20"/>
-              </w:rPr>
-              <w:t xml:space="preserve">12.5–25 kHz</w:t>
-            </w:r>
-          </w:p>
-        </w:tc>
-        <w:tc>
-          <w:tcPr>
-            <w:tcW w:type="dxa" w:w="4500"/>
-            <w:tcMar>
-              <w:top w:type="dxa" w:w="80"/>
-              <w:left w:type="dxa" w:w="100"/>
-              <w:bottom w:type="dxa" w:w="80"/>
-              <w:right w:type="dxa" w:w="100"/>
-            </w:tcMar>
-          </w:tcPr>
-          <w:p>
-            <w:r>
-              <w:rPr>
-                <w:b w:val="false"/>
-                <w:bCs w:val="false"/>
-                <w:color w:val="000000"/>
-                <w:sz w:val="20"/>
-                <w:szCs w:val="20"/>
-              </w:rPr>
-              <w:t xml:space="preserve">Auto per channel plan</w:t>
-            </w:r>
-          </w:p>
-        </w:tc>
-      </w:tr>
-      <w:tr>
-        <w:tc>
-          <w:tcPr>
-            <w:tcW w:type="dxa" w:w="2500"/>
-            <w:tcMar>
-              <w:top w:type="dxa" w:w="80"/>
-              <w:left w:type="dxa" w:w="100"/>
-              <w:bottom w:type="dxa" w:w="80"/>
-              <w:right w:type="dxa" w:w="100"/>
-            </w:tcMar>
-          </w:tcPr>
-          <w:p>
-            <w:r>
-              <w:rPr>
-                <w:b w:val="false"/>
-                <w:bCs w:val="false"/>
-                <w:color w:val="000000"/>
-                <w:sz w:val="20"/>
-                <w:szCs w:val="20"/>
-              </w:rPr>
-              <w:t xml:space="preserve">WFM/WFM ♫</w:t>
-            </w:r>
-          </w:p>
-        </w:tc>
-        <w:tc>
-          <w:tcPr>
-            <w:tcW w:type="dxa" w:w="2500"/>
-            <w:tcMar>
-              <w:top w:type="dxa" w:w="80"/>
-              <w:left w:type="dxa" w:w="100"/>
-              <w:bottom w:type="dxa" w:w="80"/>
-              <w:right w:type="dxa" w:w="100"/>
-            </w:tcMar>
-          </w:tcPr>
-          <w:p>
-            <w:r>
-              <w:rPr>
-                <w:b w:val="false"/>
-                <w:bCs w:val="false"/>
-                <w:color w:val="000000"/>
-                <w:sz w:val="20"/>
-                <w:szCs w:val="20"/>
-              </w:rPr>
-              <w:t xml:space="preserve">200 kHz</w:t>
-            </w:r>
-          </w:p>
-        </w:tc>
-        <w:tc>
-          <w:tcPr>
-            <w:tcW w:type="dxa" w:w="4500"/>
-            <w:tcMar>
-              <w:top w:type="dxa" w:w="80"/>
-              <w:left w:type="dxa" w:w="100"/>
-              <w:bottom w:type="dxa" w:w="80"/>
-              <w:right w:type="dxa" w:w="100"/>
-            </w:tcMar>
-          </w:tcPr>
-          <w:p>
-            <w:r>
-              <w:rPr>
-                <w:b w:val="false"/>
-                <w:bCs w:val="false"/>
-                <w:color w:val="000000"/>
-                <w:sz w:val="20"/>
-                <w:szCs w:val="20"/>
-              </w:rPr>
-              <w:t xml:space="preserve">Auto — do not narrow</w:t>
-            </w:r>
-          </w:p>
-        </w:tc>
-      </w:tr>
-      <w:tr>
-        <w:tc>
-          <w:tcPr>
-            <w:tcW w:type="dxa" w:w="2500"/>
-            <w:tcMar>
-              <w:top w:type="dxa" w:w="80"/>
-              <w:left w:type="dxa" w:w="100"/>
-              <w:bottom w:type="dxa" w:w="80"/>
-              <w:right w:type="dxa" w:w="100"/>
-            </w:tcMar>
-          </w:tcPr>
-          <w:p>
-            <w:r>
-              <w:rPr>
-                <w:b w:val="false"/>
-                <w:bCs w:val="false"/>
-                <w:color w:val="000000"/>
-                <w:sz w:val="20"/>
-                <w:szCs w:val="20"/>
-              </w:rPr>
-              <w:t xml:space="preserve">APRS</w:t>
-            </w:r>
-          </w:p>
-        </w:tc>
-        <w:tc>
-          <w:tcPr>
-            <w:tcW w:type="dxa" w:w="2500"/>
-            <w:tcMar>
-              <w:top w:type="dxa" w:w="80"/>
-              <w:left w:type="dxa" w:w="100"/>
-              <w:bottom w:type="dxa" w:w="80"/>
-              <w:right w:type="dxa" w:w="100"/>
-            </w:tcMar>
-          </w:tcPr>
-          <w:p>
-            <w:r>
-              <w:rPr>
-                <w:b w:val="false"/>
-                <w:bCs w:val="false"/>
-                <w:color w:val="000000"/>
-                <w:sz w:val="20"/>
-                <w:szCs w:val="20"/>
-              </w:rPr>
-              <w:t xml:space="preserve">Auto</w:t>
-            </w:r>
-          </w:p>
-        </w:tc>
-        <w:tc>
-          <w:tcPr>
-            <w:tcW w:type="dxa" w:w="4500"/>
-            <w:tcMar>
-              <w:top w:type="dxa" w:w="80"/>
-              <w:left w:type="dxa" w:w="100"/>
-              <w:bottom w:type="dxa" w:w="80"/>
-              <w:right w:type="dxa" w:w="100"/>
-            </w:tcMar>
-          </w:tcPr>
-          <w:p>
-            <w:r>
-              <w:rPr>
-                <w:b w:val="false"/>
-                <w:bCs w:val="false"/>
-                <w:color w:val="000000"/>
-                <w:sz w:val="20"/>
-                <w:szCs w:val="20"/>
-              </w:rPr>
-              <w:t xml:space="preserve">Locked — changing causes artefacts</w:t>
-            </w:r>
-          </w:p>
-        </w:tc>
-      </w:tr>
-      <w:tr>
-        <w:tc>
-          <w:tcPr>
-            <w:tcW w:type="dxa" w:w="2500"/>
-            <w:tcMar>
-              <w:top w:type="dxa" w:w="80"/>
-              <w:left w:type="dxa" w:w="100"/>
-              <w:bottom w:type="dxa" w:w="80"/>
-              <w:right w:type="dxa" w:w="100"/>
-            </w:tcMar>
-          </w:tcPr>
-          <w:p>
-            <w:r>
-              <w:rPr>
-                <w:b w:val="false"/>
-                <w:bCs w:val="false"/>
-                <w:color w:val="000000"/>
-                <w:sz w:val="20"/>
-                <w:szCs w:val="20"/>
-              </w:rPr>
-              <w:t xml:space="preserve">DMR/YSF/DSTAR</w:t>
-            </w:r>
-          </w:p>
-        </w:tc>
-        <w:tc>
-          <w:tcPr>
-            <w:tcW w:type="dxa" w:w="2500"/>
-            <w:tcMar>
-              <w:top w:type="dxa" w:w="80"/>
-              <w:left w:type="dxa" w:w="100"/>
-              <w:bottom w:type="dxa" w:w="80"/>
-              <w:right w:type="dxa" w:w="100"/>
-            </w:tcMar>
-          </w:tcPr>
-          <w:p>
-            <w:r>
-              <w:rPr>
-                <w:b w:val="false"/>
-                <w:bCs w:val="false"/>
-                <w:color w:val="000000"/>
-                <w:sz w:val="20"/>
-                <w:szCs w:val="20"/>
-              </w:rPr>
-              <w:t xml:space="preserve">12.5 kHz</w:t>
-            </w:r>
-          </w:p>
-        </w:tc>
-        <w:tc>
-          <w:tcPr>
-            <w:tcW w:type="dxa" w:w="4500"/>
-            <w:tcMar>
-              <w:top w:type="dxa" w:w="80"/>
-              <w:left w:type="dxa" w:w="100"/>
-              <w:bottom w:type="dxa" w:w="80"/>
-              <w:right w:type="dxa" w:w="100"/>
-            </w:tcMar>
-          </w:tcPr>
-          <w:p>
-            <w:r>
-              <w:rPr>
-                <w:b w:val="false"/>
-                <w:bCs w:val="false"/>
-                <w:color w:val="000000"/>
-                <w:sz w:val="20"/>
-                <w:szCs w:val="20"/>
-              </w:rPr>
-              <w:t xml:space="preserve">Fixed by protocol</w:t>
-            </w:r>
-          </w:p>
-        </w:tc>
-      </w:tr>
-      <w:tr>
-        <w:tc>
-          <w:tcPr>
-            <w:tcW w:type="dxa" w:w="2500"/>
-            <w:tcMar>
-              <w:top w:type="dxa" w:w="80"/>
-              <w:left w:type="dxa" w:w="100"/>
-              <w:bottom w:type="dxa" w:w="80"/>
-              <w:right w:type="dxa" w:w="100"/>
-            </w:tcMar>
-          </w:tcPr>
-          <w:p>
-            <w:r>
-              <w:rPr>
-                <w:b w:val="false"/>
-                <w:bCs w:val="false"/>
-                <w:color w:val="000000"/>
-                <w:sz w:val="20"/>
-                <w:szCs w:val="20"/>
-              </w:rPr>
-              <w:t xml:space="preserve">ADS-B</w:t>
-            </w:r>
-          </w:p>
-        </w:tc>
-        <w:tc>
-          <w:tcPr>
-            <w:tcW w:type="dxa" w:w="2500"/>
-            <w:tcMar>
-              <w:top w:type="dxa" w:w="80"/>
-              <w:left w:type="dxa" w:w="100"/>
-              <w:bottom w:type="dxa" w:w="80"/>
-              <w:right w:type="dxa" w:w="100"/>
-            </w:tcMar>
-          </w:tcPr>
-          <w:p>
-            <w:r>
-              <w:rPr>
-                <w:b w:val="false"/>
-                <w:bCs w:val="false"/>
-                <w:color w:val="000000"/>
-                <w:sz w:val="20"/>
-                <w:szCs w:val="20"/>
-              </w:rPr>
-              <w:t xml:space="preserve">Auto</w:t>
-            </w:r>
-          </w:p>
-        </w:tc>
-        <w:tc>
-          <w:tcPr>
-            <w:tcW w:type="dxa" w:w="4500"/>
-            <w:tcMar>
-              <w:top w:type="dxa" w:w="80"/>
-              <w:left w:type="dxa" w:w="100"/>
-              <w:bottom w:type="dxa" w:w="80"/>
-              <w:right w:type="dxa" w:w="100"/>
-            </w:tcMar>
-          </w:tcPr>
-          <w:p>
-            <w:r>
-              <w:rPr>
-                <w:b w:val="false"/>
-                <w:bCs w:val="false"/>
-                <w:color w:val="000000"/>
-                <w:sz w:val="20"/>
-                <w:szCs w:val="20"/>
-              </w:rPr>
-              <w:t xml:space="preserve">Wideband; do not restrict</w:t>
-            </w:r>
-          </w:p>
-        </w:tc>
-      </w:tr>
-    </w:tbl>
-    <w:p>
-      <w:pPr>
-        <w:pStyle w:val="Heading2"/>
-        <w:spacing w:after="120" w:before="260"/>
-      </w:pPr>
-      <w:r>
-        <w:t xml:space="preserve">4.4 Noise Blanker &amp; Noise Reducer</w:t>
-      </w:r>
-    </w:p>
-    <w:p>
-      <w:pPr>
-        <w:pStyle w:val="ListParagraph"/>
-        <w:numPr>
-          <w:ilvl w:val="0"/>
-          <w:numId w:val="2"/>
-        </w:numPr>
-        <w:spacing w:after="80"/>
-      </w:pPr>
-      <w:r>
-        <w:t xml:space="preserve">Noise Blanker — suppresses impulsive noise (ignition, switching power supplies). Enable on mobile installations.</w:t>
-      </w:r>
-    </w:p>
-    <w:p>
-      <w:pPr>
-        <w:pStyle w:val="ListParagraph"/>
-        <w:numPr>
-          <w:ilvl w:val="0"/>
-          <w:numId w:val="2"/>
-        </w:numPr>
-        <w:spacing w:after="80"/>
-      </w:pPr>
-      <w:r>
-        <w:t xml:space="preserve">Noise Reducer — spectral subtraction post-demodulation. Reduces background hiss at the cost of some audio artefacts. Best on NFM voice.</w:t>
-      </w:r>
-    </w:p>
-    <w:p>
-      <w:pPr>
-        <w:pBdr>
-          <w:left w:val="single" w:color="2E5B8A" w:sz="18"/>
-        </w:pBdr>
-        <w:shd w:fill="EAF2FB" w:val="clear"/>
-        <w:spacing w:after="200" w:before="100"/>
-        <w:ind w:left="100"/>
-      </w:pPr>
-      <w:r>
-        <w:rPr>
-          <w:b/>
-          <w:bCs/>
-          <w:color w:val="2E5B8A"/>
-        </w:rPr>
-        <w:t xml:space="preserve">ℹ  </w:t>
-      </w:r>
-      <w:r>
-        <w:t xml:space="preserve">Both features reset their calibration when toggled — apply after the signal is stable.</w:t>
+        <w:t xml:space="preserve">Figure 4.3 — Display decimation (visual zoom only) vs. the true in-built decimation from §4.2</w:t>
       </w:r>
     </w:p>
     <w:p>
@@ -7558,7 +6841,7 @@
       <w:r>
         <w:drawing>
           <wp:inline distT="0" distB="0" distL="0" distR="0">
-            <wp:extent cx="2857500" cy="5800725"/>
+            <wp:extent cx="3238500" cy="3314700"/>
             <wp:effectExtent t="0" r="0" b="0" l="0"/>
             <wp:docPr id="1" name="" descr="" title=""/>
             <wp:cNvGraphicFramePr>
@@ -7583,7 +6866,7 @@
                   <pic:spPr bwMode="auto">
                     <a:xfrm>
                       <a:off x="0" y="0"/>
-                      <a:ext cx="2857500" cy="5800725"/>
+                      <a:ext cx="3238500" cy="3314700"/>
                     </a:xfrm>
                     <a:prstGeom prst="rect">
                       <a:avLst/>
@@ -7609,7 +6892,28 @@
           <w:sz w:val="18"/>
           <w:szCs w:val="18"/>
         </w:rPr>
-        <w:t xml:space="preserve">Figure 4.4 — RF tab: Noise Processing, V4-specific features (Bias Tee, Direct Sampling), PPM, and Sample Rate selector</w:t>
+        <w:t xml:space="preserve">Figure 4.3b — Display tab: FFT Size and the Decimation spinner (currently Off) — a view-only zoom control</w:t>
+      </w:r>
+    </w:p>
+    <w:p>
+      <w:pPr>
+        <w:pBdr>
+          <w:left w:val="single" w:color="2E5B8A" w:sz="18"/>
+        </w:pBdr>
+        <w:shd w:fill="EAF2FB" w:val="clear"/>
+        <w:spacing w:after="200" w:before="100"/>
+        <w:ind w:left="100"/>
+      </w:pPr>
+      <w:r>
+        <w:rPr>
+          <w:b/>
+          <w:bCs/>
+          <w:color w:val="2E5B8A"/>
+        </w:rPr>
+        <w:t xml:space="preserve">ℹ  </w:t>
+      </w:r>
+      <w:r>
+        <w:t xml:space="preserve">Two different "decimations": the Display tab's spinner only zooms the FFT/waterfall — a visual aid with no effect on the demodulator, audio, or SNR. The real, processing-gain decimation is the Sample Rate ÷ Audio Out Rate pair described in §4.2.</w:t>
       </w:r>
     </w:p>
     <w:p>
@@ -7618,7 +6922,7 @@
         <w:spacing w:after="120" w:before="260"/>
       </w:pPr>
       <w:r>
-        <w:t xml:space="preserve">4.5 PPM Correction</w:t>
+        <w:t xml:space="preserve">4.4 IF Bandwidth (Protocol Filter)</w:t>
       </w:r>
     </w:p>
     <w:p>
@@ -7626,24 +6930,797 @@
         <w:spacing w:after="160"/>
       </w:pPr>
       <w:r>
-        <w:t xml:space="preserve">Compensates for oscillator frequency error. Most dongles drift ±30–100 ppm. Use a known reference signal (e.g. a broadcast station or GPS-disciplined beacon) to calibrate. The value is shared between the RF tab slider and Settings &gt; PPM.</w:t>
-      </w:r>
-    </w:p>
+        <w:t xml:space="preserve">The IF filter width limits how much of the spectrum the demodulator sees. Narrower = better SNR but more sensitive to frequency offset.</w:t>
+      </w:r>
+    </w:p>
+    <w:tbl>
+      <w:tblPr>
+        <w:tblW w:type="dxa" w:w="9500"/>
+        <w:tblBorders>
+          <w:top w:val="single" w:color="auto" w:sz="4"/>
+          <w:left w:val="single" w:color="auto" w:sz="4"/>
+          <w:bottom w:val="single" w:color="auto" w:sz="4"/>
+          <w:right w:val="single" w:color="auto" w:sz="4"/>
+          <w:insideH w:val="single" w:color="auto" w:sz="4"/>
+          <w:insideV w:val="single" w:color="auto" w:sz="4"/>
+        </w:tblBorders>
+      </w:tblPr>
+      <w:tblGrid>
+        <w:gridCol w:w="2500"/>
+        <w:gridCol w:w="2500"/>
+        <w:gridCol w:w="4500"/>
+      </w:tblGrid>
+      <w:tr>
+        <w:trPr>
+          <w:tblHeader/>
+        </w:trPr>
+        <w:tc>
+          <w:tcPr>
+            <w:tcW w:type="dxa" w:w="2500"/>
+            <w:shd w:fill="2E5B8A" w:val="clear"/>
+            <w:tcMar>
+              <w:top w:type="dxa" w:w="80"/>
+              <w:left w:type="dxa" w:w="100"/>
+              <w:bottom w:type="dxa" w:w="80"/>
+              <w:right w:type="dxa" w:w="100"/>
+            </w:tcMar>
+          </w:tcPr>
+          <w:p>
+            <w:r>
+              <w:rPr>
+                <w:b/>
+                <w:bCs/>
+                <w:color w:val="FFFFFF"/>
+                <w:sz w:val="20"/>
+                <w:szCs w:val="20"/>
+              </w:rPr>
+              <w:t xml:space="preserve">Mode</w:t>
+            </w:r>
+          </w:p>
+        </w:tc>
+        <w:tc>
+          <w:tcPr>
+            <w:tcW w:type="dxa" w:w="2500"/>
+            <w:shd w:fill="2E5B8A" w:val="clear"/>
+            <w:tcMar>
+              <w:top w:type="dxa" w:w="80"/>
+              <w:left w:type="dxa" w:w="100"/>
+              <w:bottom w:type="dxa" w:w="80"/>
+              <w:right w:type="dxa" w:w="100"/>
+            </w:tcMar>
+          </w:tcPr>
+          <w:p>
+            <w:r>
+              <w:rPr>
+                <w:b/>
+                <w:bCs/>
+                <w:color w:val="FFFFFF"/>
+                <w:sz w:val="20"/>
+                <w:szCs w:val="20"/>
+              </w:rPr>
+              <w:t xml:space="preserve">Typical range</w:t>
+            </w:r>
+          </w:p>
+        </w:tc>
+        <w:tc>
+          <w:tcPr>
+            <w:tcW w:type="dxa" w:w="4500"/>
+            <w:shd w:fill="2E5B8A" w:val="clear"/>
+            <w:tcMar>
+              <w:top w:type="dxa" w:w="80"/>
+              <w:left w:type="dxa" w:w="100"/>
+              <w:bottom w:type="dxa" w:w="80"/>
+              <w:right w:type="dxa" w:w="100"/>
+            </w:tcMar>
+          </w:tcPr>
+          <w:p>
+            <w:r>
+              <w:rPr>
+                <w:b/>
+                <w:bCs/>
+                <w:color w:val="FFFFFF"/>
+                <w:sz w:val="20"/>
+                <w:szCs w:val="20"/>
+              </w:rPr>
+              <w:t xml:space="preserve">Notes</w:t>
+            </w:r>
+          </w:p>
+        </w:tc>
+      </w:tr>
+      <w:tr>
+        <w:tc>
+          <w:tcPr>
+            <w:tcW w:type="dxa" w:w="2500"/>
+            <w:tcMar>
+              <w:top w:type="dxa" w:w="80"/>
+              <w:left w:type="dxa" w:w="100"/>
+              <w:bottom w:type="dxa" w:w="80"/>
+              <w:right w:type="dxa" w:w="100"/>
+            </w:tcMar>
+          </w:tcPr>
+          <w:p>
+            <w:r>
+              <w:rPr>
+                <w:b w:val="false"/>
+                <w:bCs w:val="false"/>
+                <w:color w:val="000000"/>
+                <w:sz w:val="20"/>
+                <w:szCs w:val="20"/>
+              </w:rPr>
+              <w:t xml:space="preserve">CW / CWR</w:t>
+            </w:r>
+          </w:p>
+        </w:tc>
+        <w:tc>
+          <w:tcPr>
+            <w:tcW w:type="dxa" w:w="2500"/>
+            <w:tcMar>
+              <w:top w:type="dxa" w:w="80"/>
+              <w:left w:type="dxa" w:w="100"/>
+              <w:bottom w:type="dxa" w:w="80"/>
+              <w:right w:type="dxa" w:w="100"/>
+            </w:tcMar>
+          </w:tcPr>
+          <w:p>
+            <w:r>
+              <w:rPr>
+                <w:b w:val="false"/>
+                <w:bCs w:val="false"/>
+                <w:color w:val="000000"/>
+                <w:sz w:val="20"/>
+                <w:szCs w:val="20"/>
+              </w:rPr>
+              <w:t xml:space="preserve">100–800 Hz</w:t>
+            </w:r>
+          </w:p>
+        </w:tc>
+        <w:tc>
+          <w:tcPr>
+            <w:tcW w:type="dxa" w:w="4500"/>
+            <w:tcMar>
+              <w:top w:type="dxa" w:w="80"/>
+              <w:left w:type="dxa" w:w="100"/>
+              <w:bottom w:type="dxa" w:w="80"/>
+              <w:right w:type="dxa" w:w="100"/>
+            </w:tcMar>
+          </w:tcPr>
+          <w:p>
+            <w:r>
+              <w:rPr>
+                <w:b w:val="false"/>
+                <w:bCs w:val="false"/>
+                <w:color w:val="000000"/>
+                <w:sz w:val="20"/>
+                <w:szCs w:val="20"/>
+              </w:rPr>
+              <w:t xml:space="preserve">Narrow for contest; wider for general CW</w:t>
+            </w:r>
+          </w:p>
+        </w:tc>
+      </w:tr>
+      <w:tr>
+        <w:tc>
+          <w:tcPr>
+            <w:tcW w:type="dxa" w:w="2500"/>
+            <w:tcMar>
+              <w:top w:type="dxa" w:w="80"/>
+              <w:left w:type="dxa" w:w="100"/>
+              <w:bottom w:type="dxa" w:w="80"/>
+              <w:right w:type="dxa" w:w="100"/>
+            </w:tcMar>
+          </w:tcPr>
+          <w:p>
+            <w:r>
+              <w:rPr>
+                <w:b w:val="false"/>
+                <w:bCs w:val="false"/>
+                <w:color w:val="000000"/>
+                <w:sz w:val="20"/>
+                <w:szCs w:val="20"/>
+              </w:rPr>
+              <w:t xml:space="preserve">SSB (USB/LSB)</w:t>
+            </w:r>
+          </w:p>
+        </w:tc>
+        <w:tc>
+          <w:tcPr>
+            <w:tcW w:type="dxa" w:w="2500"/>
+            <w:tcMar>
+              <w:top w:type="dxa" w:w="80"/>
+              <w:left w:type="dxa" w:w="100"/>
+              <w:bottom w:type="dxa" w:w="80"/>
+              <w:right w:type="dxa" w:w="100"/>
+            </w:tcMar>
+          </w:tcPr>
+          <w:p>
+            <w:r>
+              <w:rPr>
+                <w:b w:val="false"/>
+                <w:bCs w:val="false"/>
+                <w:color w:val="000000"/>
+                <w:sz w:val="20"/>
+                <w:szCs w:val="20"/>
+              </w:rPr>
+              <w:t xml:space="preserve">2.4–3.0 kHz</w:t>
+            </w:r>
+          </w:p>
+        </w:tc>
+        <w:tc>
+          <w:tcPr>
+            <w:tcW w:type="dxa" w:w="4500"/>
+            <w:tcMar>
+              <w:top w:type="dxa" w:w="80"/>
+              <w:left w:type="dxa" w:w="100"/>
+              <w:bottom w:type="dxa" w:w="80"/>
+              <w:right w:type="dxa" w:w="100"/>
+            </w:tcMar>
+          </w:tcPr>
+          <w:p>
+            <w:r>
+              <w:rPr>
+                <w:b w:val="false"/>
+                <w:bCs w:val="false"/>
+                <w:color w:val="000000"/>
+                <w:sz w:val="20"/>
+                <w:szCs w:val="20"/>
+              </w:rPr>
+              <w:t xml:space="preserve">Auto — slider locked</w:t>
+            </w:r>
+          </w:p>
+        </w:tc>
+      </w:tr>
+      <w:tr>
+        <w:tc>
+          <w:tcPr>
+            <w:tcW w:type="dxa" w:w="2500"/>
+            <w:tcMar>
+              <w:top w:type="dxa" w:w="80"/>
+              <w:left w:type="dxa" w:w="100"/>
+              <w:bottom w:type="dxa" w:w="80"/>
+              <w:right w:type="dxa" w:w="100"/>
+            </w:tcMar>
+          </w:tcPr>
+          <w:p>
+            <w:r>
+              <w:rPr>
+                <w:b w:val="false"/>
+                <w:bCs w:val="false"/>
+                <w:color w:val="000000"/>
+                <w:sz w:val="20"/>
+                <w:szCs w:val="20"/>
+              </w:rPr>
+              <w:t xml:space="preserve">DSB</w:t>
+            </w:r>
+          </w:p>
+        </w:tc>
+        <w:tc>
+          <w:tcPr>
+            <w:tcW w:type="dxa" w:w="2500"/>
+            <w:tcMar>
+              <w:top w:type="dxa" w:w="80"/>
+              <w:left w:type="dxa" w:w="100"/>
+              <w:bottom w:type="dxa" w:w="80"/>
+              <w:right w:type="dxa" w:w="100"/>
+            </w:tcMar>
+          </w:tcPr>
+          <w:p>
+            <w:r>
+              <w:rPr>
+                <w:b w:val="false"/>
+                <w:bCs w:val="false"/>
+                <w:color w:val="000000"/>
+                <w:sz w:val="20"/>
+                <w:szCs w:val="20"/>
+              </w:rPr>
+              <w:t xml:space="preserve">4–6 kHz</w:t>
+            </w:r>
+          </w:p>
+        </w:tc>
+        <w:tc>
+          <w:tcPr>
+            <w:tcW w:type="dxa" w:w="4500"/>
+            <w:tcMar>
+              <w:top w:type="dxa" w:w="80"/>
+              <w:left w:type="dxa" w:w="100"/>
+              <w:bottom w:type="dxa" w:w="80"/>
+              <w:right w:type="dxa" w:w="100"/>
+            </w:tcMar>
+          </w:tcPr>
+          <w:p>
+            <w:r>
+              <w:rPr>
+                <w:b w:val="false"/>
+                <w:bCs w:val="false"/>
+                <w:color w:val="000000"/>
+                <w:sz w:val="20"/>
+                <w:szCs w:val="20"/>
+              </w:rPr>
+              <w:t xml:space="preserve">Mode default auto</w:t>
+            </w:r>
+          </w:p>
+        </w:tc>
+      </w:tr>
+      <w:tr>
+        <w:tc>
+          <w:tcPr>
+            <w:tcW w:type="dxa" w:w="2500"/>
+            <w:tcMar>
+              <w:top w:type="dxa" w:w="80"/>
+              <w:left w:type="dxa" w:w="100"/>
+              <w:bottom w:type="dxa" w:w="80"/>
+              <w:right w:type="dxa" w:w="100"/>
+            </w:tcMar>
+          </w:tcPr>
+          <w:p>
+            <w:r>
+              <w:rPr>
+                <w:b w:val="false"/>
+                <w:bCs w:val="false"/>
+                <w:color w:val="000000"/>
+                <w:sz w:val="20"/>
+                <w:szCs w:val="20"/>
+              </w:rPr>
+              <w:t xml:space="preserve">AM</w:t>
+            </w:r>
+          </w:p>
+        </w:tc>
+        <w:tc>
+          <w:tcPr>
+            <w:tcW w:type="dxa" w:w="2500"/>
+            <w:tcMar>
+              <w:top w:type="dxa" w:w="80"/>
+              <w:left w:type="dxa" w:w="100"/>
+              <w:bottom w:type="dxa" w:w="80"/>
+              <w:right w:type="dxa" w:w="100"/>
+            </w:tcMar>
+          </w:tcPr>
+          <w:p>
+            <w:r>
+              <w:rPr>
+                <w:b w:val="false"/>
+                <w:bCs w:val="false"/>
+                <w:color w:val="000000"/>
+                <w:sz w:val="20"/>
+                <w:szCs w:val="20"/>
+              </w:rPr>
+              <w:t xml:space="preserve">4–9 kHz</w:t>
+            </w:r>
+          </w:p>
+        </w:tc>
+        <w:tc>
+          <w:tcPr>
+            <w:tcW w:type="dxa" w:w="4500"/>
+            <w:tcMar>
+              <w:top w:type="dxa" w:w="80"/>
+              <w:left w:type="dxa" w:w="100"/>
+              <w:bottom w:type="dxa" w:w="80"/>
+              <w:right w:type="dxa" w:w="100"/>
+            </w:tcMar>
+          </w:tcPr>
+          <w:p>
+            <w:r>
+              <w:rPr>
+                <w:b w:val="false"/>
+                <w:bCs w:val="false"/>
+                <w:color w:val="000000"/>
+                <w:sz w:val="20"/>
+                <w:szCs w:val="20"/>
+              </w:rPr>
+              <w:t xml:space="preserve">5–6 kHz ideal for SW; 9 kHz for MW</w:t>
+            </w:r>
+          </w:p>
+        </w:tc>
+      </w:tr>
+      <w:tr>
+        <w:tc>
+          <w:tcPr>
+            <w:tcW w:type="dxa" w:w="2500"/>
+            <w:tcMar>
+              <w:top w:type="dxa" w:w="80"/>
+              <w:left w:type="dxa" w:w="100"/>
+              <w:bottom w:type="dxa" w:w="80"/>
+              <w:right w:type="dxa" w:w="100"/>
+            </w:tcMar>
+          </w:tcPr>
+          <w:p>
+            <w:r>
+              <w:rPr>
+                <w:b w:val="false"/>
+                <w:bCs w:val="false"/>
+                <w:color w:val="000000"/>
+                <w:sz w:val="20"/>
+                <w:szCs w:val="20"/>
+              </w:rPr>
+              <w:t xml:space="preserve">NFM</w:t>
+            </w:r>
+          </w:p>
+        </w:tc>
+        <w:tc>
+          <w:tcPr>
+            <w:tcW w:type="dxa" w:w="2500"/>
+            <w:tcMar>
+              <w:top w:type="dxa" w:w="80"/>
+              <w:left w:type="dxa" w:w="100"/>
+              <w:bottom w:type="dxa" w:w="80"/>
+              <w:right w:type="dxa" w:w="100"/>
+            </w:tcMar>
+          </w:tcPr>
+          <w:p>
+            <w:r>
+              <w:rPr>
+                <w:b w:val="false"/>
+                <w:bCs w:val="false"/>
+                <w:color w:val="000000"/>
+                <w:sz w:val="20"/>
+                <w:szCs w:val="20"/>
+              </w:rPr>
+              <w:t xml:space="preserve">12.5–25 kHz</w:t>
+            </w:r>
+          </w:p>
+        </w:tc>
+        <w:tc>
+          <w:tcPr>
+            <w:tcW w:type="dxa" w:w="4500"/>
+            <w:tcMar>
+              <w:top w:type="dxa" w:w="80"/>
+              <w:left w:type="dxa" w:w="100"/>
+              <w:bottom w:type="dxa" w:w="80"/>
+              <w:right w:type="dxa" w:w="100"/>
+            </w:tcMar>
+          </w:tcPr>
+          <w:p>
+            <w:r>
+              <w:rPr>
+                <w:b w:val="false"/>
+                <w:bCs w:val="false"/>
+                <w:color w:val="000000"/>
+                <w:sz w:val="20"/>
+                <w:szCs w:val="20"/>
+              </w:rPr>
+              <w:t xml:space="preserve">Auto per channel plan</w:t>
+            </w:r>
+          </w:p>
+        </w:tc>
+      </w:tr>
+      <w:tr>
+        <w:tc>
+          <w:tcPr>
+            <w:tcW w:type="dxa" w:w="2500"/>
+            <w:tcMar>
+              <w:top w:type="dxa" w:w="80"/>
+              <w:left w:type="dxa" w:w="100"/>
+              <w:bottom w:type="dxa" w:w="80"/>
+              <w:right w:type="dxa" w:w="100"/>
+            </w:tcMar>
+          </w:tcPr>
+          <w:p>
+            <w:r>
+              <w:rPr>
+                <w:b w:val="false"/>
+                <w:bCs w:val="false"/>
+                <w:color w:val="000000"/>
+                <w:sz w:val="20"/>
+                <w:szCs w:val="20"/>
+              </w:rPr>
+              <w:t xml:space="preserve">WFM/WFM ♫</w:t>
+            </w:r>
+          </w:p>
+        </w:tc>
+        <w:tc>
+          <w:tcPr>
+            <w:tcW w:type="dxa" w:w="2500"/>
+            <w:tcMar>
+              <w:top w:type="dxa" w:w="80"/>
+              <w:left w:type="dxa" w:w="100"/>
+              <w:bottom w:type="dxa" w:w="80"/>
+              <w:right w:type="dxa" w:w="100"/>
+            </w:tcMar>
+          </w:tcPr>
+          <w:p>
+            <w:r>
+              <w:rPr>
+                <w:b w:val="false"/>
+                <w:bCs w:val="false"/>
+                <w:color w:val="000000"/>
+                <w:sz w:val="20"/>
+                <w:szCs w:val="20"/>
+              </w:rPr>
+              <w:t xml:space="preserve">200 kHz</w:t>
+            </w:r>
+          </w:p>
+        </w:tc>
+        <w:tc>
+          <w:tcPr>
+            <w:tcW w:type="dxa" w:w="4500"/>
+            <w:tcMar>
+              <w:top w:type="dxa" w:w="80"/>
+              <w:left w:type="dxa" w:w="100"/>
+              <w:bottom w:type="dxa" w:w="80"/>
+              <w:right w:type="dxa" w:w="100"/>
+            </w:tcMar>
+          </w:tcPr>
+          <w:p>
+            <w:r>
+              <w:rPr>
+                <w:b w:val="false"/>
+                <w:bCs w:val="false"/>
+                <w:color w:val="000000"/>
+                <w:sz w:val="20"/>
+                <w:szCs w:val="20"/>
+              </w:rPr>
+              <w:t xml:space="preserve">Auto — do not narrow</w:t>
+            </w:r>
+          </w:p>
+        </w:tc>
+      </w:tr>
+      <w:tr>
+        <w:tc>
+          <w:tcPr>
+            <w:tcW w:type="dxa" w:w="2500"/>
+            <w:tcMar>
+              <w:top w:type="dxa" w:w="80"/>
+              <w:left w:type="dxa" w:w="100"/>
+              <w:bottom w:type="dxa" w:w="80"/>
+              <w:right w:type="dxa" w:w="100"/>
+            </w:tcMar>
+          </w:tcPr>
+          <w:p>
+            <w:r>
+              <w:rPr>
+                <w:b w:val="false"/>
+                <w:bCs w:val="false"/>
+                <w:color w:val="000000"/>
+                <w:sz w:val="20"/>
+                <w:szCs w:val="20"/>
+              </w:rPr>
+              <w:t xml:space="preserve">APRS</w:t>
+            </w:r>
+          </w:p>
+        </w:tc>
+        <w:tc>
+          <w:tcPr>
+            <w:tcW w:type="dxa" w:w="2500"/>
+            <w:tcMar>
+              <w:top w:type="dxa" w:w="80"/>
+              <w:left w:type="dxa" w:w="100"/>
+              <w:bottom w:type="dxa" w:w="80"/>
+              <w:right w:type="dxa" w:w="100"/>
+            </w:tcMar>
+          </w:tcPr>
+          <w:p>
+            <w:r>
+              <w:rPr>
+                <w:b w:val="false"/>
+                <w:bCs w:val="false"/>
+                <w:color w:val="000000"/>
+                <w:sz w:val="20"/>
+                <w:szCs w:val="20"/>
+              </w:rPr>
+              <w:t xml:space="preserve">Auto</w:t>
+            </w:r>
+          </w:p>
+        </w:tc>
+        <w:tc>
+          <w:tcPr>
+            <w:tcW w:type="dxa" w:w="4500"/>
+            <w:tcMar>
+              <w:top w:type="dxa" w:w="80"/>
+              <w:left w:type="dxa" w:w="100"/>
+              <w:bottom w:type="dxa" w:w="80"/>
+              <w:right w:type="dxa" w:w="100"/>
+            </w:tcMar>
+          </w:tcPr>
+          <w:p>
+            <w:r>
+              <w:rPr>
+                <w:b w:val="false"/>
+                <w:bCs w:val="false"/>
+                <w:color w:val="000000"/>
+                <w:sz w:val="20"/>
+                <w:szCs w:val="20"/>
+              </w:rPr>
+              <w:t xml:space="preserve">Locked — changing causes artefacts</w:t>
+            </w:r>
+          </w:p>
+        </w:tc>
+      </w:tr>
+      <w:tr>
+        <w:tc>
+          <w:tcPr>
+            <w:tcW w:type="dxa" w:w="2500"/>
+            <w:tcMar>
+              <w:top w:type="dxa" w:w="80"/>
+              <w:left w:type="dxa" w:w="100"/>
+              <w:bottom w:type="dxa" w:w="80"/>
+              <w:right w:type="dxa" w:w="100"/>
+            </w:tcMar>
+          </w:tcPr>
+          <w:p>
+            <w:r>
+              <w:rPr>
+                <w:b w:val="false"/>
+                <w:bCs w:val="false"/>
+                <w:color w:val="000000"/>
+                <w:sz w:val="20"/>
+                <w:szCs w:val="20"/>
+              </w:rPr>
+              <w:t xml:space="preserve">DMR/YSF/DSTAR</w:t>
+            </w:r>
+          </w:p>
+        </w:tc>
+        <w:tc>
+          <w:tcPr>
+            <w:tcW w:type="dxa" w:w="2500"/>
+            <w:tcMar>
+              <w:top w:type="dxa" w:w="80"/>
+              <w:left w:type="dxa" w:w="100"/>
+              <w:bottom w:type="dxa" w:w="80"/>
+              <w:right w:type="dxa" w:w="100"/>
+            </w:tcMar>
+          </w:tcPr>
+          <w:p>
+            <w:r>
+              <w:rPr>
+                <w:b w:val="false"/>
+                <w:bCs w:val="false"/>
+                <w:color w:val="000000"/>
+                <w:sz w:val="20"/>
+                <w:szCs w:val="20"/>
+              </w:rPr>
+              <w:t xml:space="preserve">12.5 kHz</w:t>
+            </w:r>
+          </w:p>
+        </w:tc>
+        <w:tc>
+          <w:tcPr>
+            <w:tcW w:type="dxa" w:w="4500"/>
+            <w:tcMar>
+              <w:top w:type="dxa" w:w="80"/>
+              <w:left w:type="dxa" w:w="100"/>
+              <w:bottom w:type="dxa" w:w="80"/>
+              <w:right w:type="dxa" w:w="100"/>
+            </w:tcMar>
+          </w:tcPr>
+          <w:p>
+            <w:r>
+              <w:rPr>
+                <w:b w:val="false"/>
+                <w:bCs w:val="false"/>
+                <w:color w:val="000000"/>
+                <w:sz w:val="20"/>
+                <w:szCs w:val="20"/>
+              </w:rPr>
+              <w:t xml:space="preserve">Fixed by protocol</w:t>
+            </w:r>
+          </w:p>
+        </w:tc>
+      </w:tr>
+      <w:tr>
+        <w:tc>
+          <w:tcPr>
+            <w:tcW w:type="dxa" w:w="2500"/>
+            <w:tcMar>
+              <w:top w:type="dxa" w:w="80"/>
+              <w:left w:type="dxa" w:w="100"/>
+              <w:bottom w:type="dxa" w:w="80"/>
+              <w:right w:type="dxa" w:w="100"/>
+            </w:tcMar>
+          </w:tcPr>
+          <w:p>
+            <w:r>
+              <w:rPr>
+                <w:b w:val="false"/>
+                <w:bCs w:val="false"/>
+                <w:color w:val="000000"/>
+                <w:sz w:val="20"/>
+                <w:szCs w:val="20"/>
+              </w:rPr>
+              <w:t xml:space="preserve">ADS-B</w:t>
+            </w:r>
+          </w:p>
+        </w:tc>
+        <w:tc>
+          <w:tcPr>
+            <w:tcW w:type="dxa" w:w="2500"/>
+            <w:tcMar>
+              <w:top w:type="dxa" w:w="80"/>
+              <w:left w:type="dxa" w:w="100"/>
+              <w:bottom w:type="dxa" w:w="80"/>
+              <w:right w:type="dxa" w:w="100"/>
+            </w:tcMar>
+          </w:tcPr>
+          <w:p>
+            <w:r>
+              <w:rPr>
+                <w:b w:val="false"/>
+                <w:bCs w:val="false"/>
+                <w:color w:val="000000"/>
+                <w:sz w:val="20"/>
+                <w:szCs w:val="20"/>
+              </w:rPr>
+              <w:t xml:space="preserve">Auto</w:t>
+            </w:r>
+          </w:p>
+        </w:tc>
+        <w:tc>
+          <w:tcPr>
+            <w:tcW w:type="dxa" w:w="4500"/>
+            <w:tcMar>
+              <w:top w:type="dxa" w:w="80"/>
+              <w:left w:type="dxa" w:w="100"/>
+              <w:bottom w:type="dxa" w:w="80"/>
+              <w:right w:type="dxa" w:w="100"/>
+            </w:tcMar>
+          </w:tcPr>
+          <w:p>
+            <w:r>
+              <w:rPr>
+                <w:b w:val="false"/>
+                <w:bCs w:val="false"/>
+                <w:color w:val="000000"/>
+                <w:sz w:val="20"/>
+                <w:szCs w:val="20"/>
+              </w:rPr>
+              <w:t xml:space="preserve">Wideband; do not restrict</w:t>
+            </w:r>
+          </w:p>
+        </w:tc>
+      </w:tr>
+    </w:tbl>
     <w:p>
       <w:pPr>
         <w:pStyle w:val="Heading2"/>
         <w:spacing w:after="120" w:before="260"/>
       </w:pPr>
       <w:r>
-        <w:t xml:space="preserve">4.6 Bias Tee</w:t>
-      </w:r>
-    </w:p>
-    <w:p>
-      <w:pPr>
-        <w:spacing w:after="160"/>
-      </w:pPr>
-      <w:r>
-        <w:t xml:space="preserve">Supplies 5 V DC on the antenna connector to power an active antenna or LNA. Only available on RTL-SDR Blog V3/V4 and compatible hardware. Do NOT enable with a passive antenna — it will damage the dongle.</w:t>
+        <w:t xml:space="preserve">4.5 Noise Blanker &amp; Noise Reducer</w:t>
+      </w:r>
+    </w:p>
+    <w:p>
+      <w:pPr>
+        <w:pStyle w:val="ListParagraph"/>
+        <w:numPr>
+          <w:ilvl w:val="0"/>
+          <w:numId w:val="2"/>
+        </w:numPr>
+        <w:spacing w:after="80"/>
+      </w:pPr>
+      <w:r>
+        <w:t xml:space="preserve">Noise Blanker — suppresses impulsive noise (ignition, switching power supplies). Enable on mobile installations.</w:t>
+      </w:r>
+    </w:p>
+    <w:p>
+      <w:pPr>
+        <w:pStyle w:val="ListParagraph"/>
+        <w:numPr>
+          <w:ilvl w:val="0"/>
+          <w:numId w:val="2"/>
+        </w:numPr>
+        <w:spacing w:after="80"/>
+      </w:pPr>
+      <w:r>
+        <w:t xml:space="preserve">Noise Reducer — spectral subtraction post-demodulation. Reduces background hiss at the cost of some audio artefacts. Best on NFM voice.</w:t>
+      </w:r>
+    </w:p>
+    <w:p>
+      <w:pPr>
+        <w:pBdr>
+          <w:left w:val="single" w:color="2E5B8A" w:sz="18"/>
+        </w:pBdr>
+        <w:shd w:fill="EAF2FB" w:val="clear"/>
+        <w:spacing w:after="200" w:before="100"/>
+        <w:ind w:left="100"/>
+      </w:pPr>
+      <w:r>
+        <w:rPr>
+          <w:b/>
+          <w:bCs/>
+          <w:color w:val="2E5B8A"/>
+        </w:rPr>
+        <w:t xml:space="preserve">ℹ  </w:t>
+      </w:r>
+      <w:r>
+        <w:t xml:space="preserve">Both features reset their calibration when toggled — apply after the signal is stable.</w:t>
       </w:r>
     </w:p>
     <w:p>
@@ -7652,7 +7729,103 @@
         <w:spacing w:after="120" w:before="260"/>
       </w:pPr>
       <w:r>
-        <w:t xml:space="preserve">4.7 Direct Sampling (HF)</w:t>
+        <w:t xml:space="preserve">4.6 PPM Correction</w:t>
+      </w:r>
+    </w:p>
+    <w:p>
+      <w:pPr>
+        <w:spacing w:after="160"/>
+      </w:pPr>
+      <w:r>
+        <w:t xml:space="preserve">Compensates for oscillator frequency error. Most dongles drift ±30–100 ppm. Use a known reference signal (e.g. a broadcast station or GPS-disciplined beacon) to calibrate. The value is shared between the RF tab slider and Settings &gt; PPM.</w:t>
+      </w:r>
+    </w:p>
+    <w:p>
+      <w:pPr>
+        <w:pStyle w:val="Heading2"/>
+        <w:spacing w:after="120" w:before="260"/>
+      </w:pPr>
+      <w:r>
+        <w:t xml:space="preserve">4.7 Bias Tee</w:t>
+      </w:r>
+    </w:p>
+    <w:p>
+      <w:pPr>
+        <w:spacing w:after="160"/>
+      </w:pPr>
+      <w:r>
+        <w:t xml:space="preserve">Supplies 5 V DC on the antenna connector to power an active antenna or LNA. Only available on RTL-SDR Blog V3/V4 and compatible hardware. Do NOT enable with a passive antenna — it will damage the dongle.</w:t>
+      </w:r>
+    </w:p>
+    <w:p>
+      <w:pPr>
+        <w:spacing w:after="60" w:before="120"/>
+        <w:jc w:val="center"/>
+      </w:pPr>
+      <w:r>
+        <w:drawing>
+          <wp:inline distT="0" distB="0" distL="0" distR="0">
+            <wp:extent cx="3238500" cy="3314700"/>
+            <wp:effectExtent t="0" r="0" b="0" l="0"/>
+            <wp:docPr id="1" name="" descr="" title=""/>
+            <wp:cNvGraphicFramePr>
+              <a:graphicFrameLocks xmlns:a="http://schemas.openxmlformats.org/drawingml/2006/main" noChangeAspect="1"/>
+            </wp:cNvGraphicFramePr>
+            <a:graphic xmlns:a="http://schemas.openxmlformats.org/drawingml/2006/main">
+              <a:graphicData uri="http://schemas.openxmlformats.org/drawingml/2006/picture">
+                <pic:pic xmlns:pic="http://schemas.openxmlformats.org/drawingml/2006/picture">
+                  <pic:nvPicPr>
+                    <pic:cNvPr id="0" name="" descr=""/>
+                    <pic:cNvPicPr>
+                      <a:picLocks noChangeAspect="1" noChangeArrowheads="1"/>
+                    </pic:cNvPicPr>
+                  </pic:nvPicPr>
+                  <pic:blipFill>
+                    <a:blip r:embed="rId12" cstate="none"/>
+                    <a:srcRect/>
+                    <a:stretch>
+                      <a:fillRect/>
+                    </a:stretch>
+                  </pic:blipFill>
+                  <pic:spPr bwMode="auto">
+                    <a:xfrm>
+                      <a:off x="0" y="0"/>
+                      <a:ext cx="3238500" cy="3314700"/>
+                    </a:xfrm>
+                    <a:prstGeom prst="rect">
+                      <a:avLst/>
+                    </a:prstGeom>
+                  </pic:spPr>
+                </pic:pic>
+              </a:graphicData>
+            </a:graphic>
+          </wp:inline>
+        </w:drawing>
+      </w:r>
+    </w:p>
+    <w:p>
+      <w:pPr>
+        <w:spacing w:after="240"/>
+        <w:jc w:val="center"/>
+      </w:pPr>
+      <w:r>
+        <w:rPr>
+          <w:i/>
+          <w:iCs/>
+          <w:color w:val="555555"/>
+          <w:sz w:val="18"/>
+          <w:szCs w:val="18"/>
+        </w:rPr>
+        <w:t xml:space="preserve">Figure 4.4 — RF tab: Noise Processing and V4-specific features (Bias Tee, Direct Sampling) sit directly above the Sample Rate / Audio Out Rate controls from §4.2</w:t>
+      </w:r>
+    </w:p>
+    <w:p>
+      <w:pPr>
+        <w:pStyle w:val="Heading2"/>
+        <w:spacing w:after="120" w:before="260"/>
+      </w:pPr>
+      <w:r>
+        <w:t xml:space="preserve">4.8 Direct Sampling (HF)</w:t>
       </w:r>
     </w:p>
     <w:p>
@@ -7722,7 +7895,7 @@
           <w:sz w:val="18"/>
           <w:szCs w:val="18"/>
         </w:rPr>
-        <w:t xml:space="preserve">Figure 4.3 — HF signal path: direct sampling (V3/generic) vs. built-in upconverter (V4)</w:t>
+        <w:t xml:space="preserve">Figure 4.5 — HF signal path: direct sampling (V3/generic) vs. built-in upconverter (V4)</w:t>
       </w:r>
     </w:p>
     <w:tbl>
@@ -9124,7 +9297,7 @@
       <w:r>
         <w:drawing>
           <wp:inline distT="0" distB="0" distL="0" distR="0">
-            <wp:extent cx="2857500" cy="5800725"/>
+            <wp:extent cx="3810000" cy="3743325"/>
             <wp:effectExtent t="0" r="0" b="0" l="0"/>
             <wp:docPr id="1" name="" descr="" title=""/>
             <wp:cNvGraphicFramePr>
@@ -9149,7 +9322,7 @@
                   <pic:spPr bwMode="auto">
                     <a:xfrm>
                       <a:off x="0" y="0"/>
-                      <a:ext cx="2857500" cy="5800725"/>
+                      <a:ext cx="3810000" cy="3743325"/>
                     </a:xfrm>
                     <a:prstGeom prst="rect">
                       <a:avLst/>
@@ -11335,6 +11508,7 @@
     </w:p>
     <w:p>
       <w:pPr>
+        <w:spacing w:after="300"/>
         <w:jc w:val="center"/>
       </w:pPr>
       <w:r>
@@ -11346,6 +11520,33 @@
           <w:szCs w:val="18"/>
         </w:rPr>
         <w:t xml:space="preserve">AM  NFM  WFM  USB  LSB  CW  DSB  APRS  ACARS  ADS-B  AIS  DMR  YSF  D-STAR  DIG  RAW</w:t>
+      </w:r>
+    </w:p>
+    <w:p>
+      <w:pPr>
+        <w:spacing w:after="40"/>
+        <w:jc w:val="center"/>
+      </w:pPr>
+      <w:r>
+        <w:rPr>
+          <w:color w:val="999999"/>
+          <w:sz w:val="20"/>
+          <w:szCs w:val="20"/>
+        </w:rPr>
+        <w:t xml:space="preserve">© RNK 9G5AR RadioSport</w:t>
+      </w:r>
+    </w:p>
+    <w:p>
+      <w:pPr>
+        <w:jc w:val="center"/>
+      </w:pPr>
+      <w:r>
+        <w:rPr>
+          <w:color w:val="AAAAAA"/>
+          <w:sz w:val="18"/>
+          <w:szCs w:val="18"/>
+        </w:rPr>
+        <w:t xml:space="preserve">9GRadio v1.58</w:t>
       </w:r>
     </w:p>
     <w:sectPr>

--- a/9GRadio_Guide.docx
+++ b/9GRadio_Guide.docx
@@ -1235,6 +1235,54 @@
           </w:p>
         </w:tc>
       </w:tr>
+      <w:tr>
+        <w:tc>
+          <w:tcPr>
+            <w:tcW w:type="dxa" w:w="2000"/>
+            <w:tcMar>
+              <w:top w:type="dxa" w:w="80"/>
+              <w:left w:type="dxa" w:w="100"/>
+              <w:bottom w:type="dxa" w:w="80"/>
+              <w:right w:type="dxa" w:w="100"/>
+            </w:tcMar>
+          </w:tcPr>
+          <w:p>
+            <w:r>
+              <w:rPr>
+                <w:b w:val="false"/>
+                <w:bCs w:val="false"/>
+                <w:color w:val="000000"/>
+                <w:sz w:val="20"/>
+                <w:szCs w:val="20"/>
+              </w:rPr>
+              <w:t xml:space="preserve">Sat</w:t>
+            </w:r>
+          </w:p>
+        </w:tc>
+        <w:tc>
+          <w:tcPr>
+            <w:tcW w:type="dxa" w:w="7500"/>
+            <w:tcMar>
+              <w:top w:type="dxa" w:w="80"/>
+              <w:left w:type="dxa" w:w="100"/>
+              <w:bottom w:type="dxa" w:w="80"/>
+              <w:right w:type="dxa" w:w="100"/>
+            </w:tcMar>
+          </w:tcPr>
+          <w:p>
+            <w:r>
+              <w:rPr>
+                <w:b w:val="false"/>
+                <w:bCs w:val="false"/>
+                <w:color w:val="000000"/>
+                <w:sz w:val="20"/>
+                <w:szCs w:val="20"/>
+              </w:rPr>
+              <w:t xml:space="preserve">Satellite pass predictor/tuner (opens via Sat chip on Mode tab)</w:t>
+            </w:r>
+          </w:p>
+        </w:tc>
+      </w:tr>
     </w:tbl>
     <w:p>
       <w:pPr>
@@ -8192,7 +8240,7 @@
         <w:spacing w:after="80"/>
       </w:pPr>
       <w:r>
-        <w:t xml:space="preserve">Slot 9 is reserved for EiBi station tuning and is never cycled normally.</w:t>
+        <w:t xml:space="preserve">Slot 9 is reserved for EiBi station tuning and Slot 10 for Sat tracking; neither is ever cycled normally.</w:t>
       </w:r>
     </w:p>
     <w:p>
@@ -8833,7 +8881,7 @@
         <w:spacing w:after="150" w:before="300"/>
       </w:pPr>
       <w:r>
-        <w:t xml:space="preserve">7. Frequency Scanner</w:t>
+        <w:t xml:space="preserve">7. Sat — Satellite Pass Tracker</w:t>
       </w:r>
     </w:p>
     <w:p>
@@ -8841,7 +8889,7 @@
         <w:spacing w:after="160"/>
       </w:pPr>
       <w:r>
-        <w:t xml:space="preserve">The scanner is independent of demodulation mode. Open it via the Scanner FAB or the Scanner button on the Settings tab.</w:t>
+        <w:t xml:space="preserve">The Sat tab is a satellite pass predictor and tuner (amateur/weather satellites in low Earth orbit). Like EiBi, it is not a demodulation mode — it overlays on whatever mode is active and, when you tap a pass, tunes the radio to that satellite’s downlink and Doppler-corrects it in real time while the pass is in progress.</w:t>
       </w:r>
     </w:p>
     <w:p>
@@ -8850,7 +8898,7 @@
         <w:spacing w:after="120" w:before="260"/>
       </w:pPr>
       <w:r>
-        <w:t xml:space="preserve">7.1 Scan Modes</w:t>
+        <w:t xml:space="preserve">7.1 Opening the Sat Tab</w:t>
       </w:r>
     </w:p>
     <w:p>
@@ -8863,7 +8911,7 @@
         <w:spacing w:after="80"/>
       </w:pPr>
       <w:r>
-        <w:t xml:space="preserve">Scan — steps through a defined frequency range, stopping on active channels above the squelch threshold.</w:t>
+        <w:t xml:space="preserve">Tap the Sat chip on the right end of the Mode tab’s analogue row (next to the EiBi chip).</w:t>
       </w:r>
     </w:p>
     <w:p>
@@ -8876,7 +8924,82 @@
         <w:spacing w:after="80"/>
       </w:pPr>
       <w:r>
-        <w:t xml:space="preserve">Search — wider, continuous sweep optimised for discovering unknown activity.</w:t>
+        <w:t xml:space="preserve">The Sat tab appears in the drawer, showing a scrollable table of upcoming passes for the loaded satellite list.</w:t>
+      </w:r>
+    </w:p>
+    <w:p>
+      <w:pPr>
+        <w:pStyle w:val="ListParagraph"/>
+        <w:numPr>
+          <w:ilvl w:val="0"/>
+          <w:numId w:val="2"/>
+        </w:numPr>
+        <w:spacing w:after="80"/>
+      </w:pPr>
+      <w:r>
+        <w:t xml:space="preserve">Tap any pass row to tune the radio to that satellite’s downlink frequency/mode and begin tracking it — see §7.3.</w:t>
+      </w:r>
+    </w:p>
+    <w:p>
+      <w:pPr>
+        <w:spacing w:after="60" w:before="120"/>
+        <w:jc w:val="center"/>
+      </w:pPr>
+      <w:r>
+        <w:drawing>
+          <wp:inline distT="0" distB="0" distL="0" distR="0">
+            <wp:extent cx="3810000" cy="3683201"/>
+            <wp:effectExtent t="0" r="0" b="0" l="0"/>
+            <wp:docPr id="0" name="" descr=""/>
+            <wp:cNvGraphicFramePr>
+              <a:graphicFrameLocks xmlns:a="http://schemas.openxmlformats.org/drawingml/2006/main" noChangeAspect="1"/>
+            </wp:cNvGraphicFramePr>
+            <a:graphic xmlns:a="http://schemas.openxmlformats.org/drawingml/2006/main">
+              <a:graphicData uri="http://schemas.openxmlformats.org/drawingml/2006/picture">
+                <pic:pic xmlns:pic="http://schemas.openxmlformats.org/drawingml/2006/picture">
+                  <pic:nvPicPr>
+                    <pic:cNvPr id="0" name="" descr=""/>
+                    <pic:cNvPicPr>
+                      <a:picLocks noChangeAspect="1" noChangeArrowheads="1"/>
+                    </pic:cNvPicPr>
+                  </pic:nvPicPr>
+                  <pic:blipFill>
+                    <a:blip r:embed="rId22" cstate="none"/>
+                    <a:srcRect/>
+                    <a:stretch>
+                      <a:fillRect/>
+                    </a:stretch>
+                  </pic:blipFill>
+                  <pic:spPr bwMode="auto">
+                    <a:xfrm>
+                      <a:off x="0" y="0"/>
+                      <a:ext cx="3810000" cy="3683201"/>
+                    </a:xfrm>
+                    <a:prstGeom prst="rect">
+                      <a:avLst/>
+                    </a:prstGeom>
+                  </pic:spPr>
+                </pic:pic>
+              </a:graphicData>
+            </a:graphic>
+          </wp:inline>
+        </w:drawing>
+      </w:r>
+    </w:p>
+    <w:p>
+      <w:pPr>
+        <w:spacing w:after="240"/>
+        <w:jc w:val="center"/>
+      </w:pPr>
+      <w:r>
+        <w:rPr>
+          <w:i/>
+          <w:iCs/>
+          <w:color w:val="555555"/>
+          <w:sz w:val="18"/>
+          <w:szCs w:val="18"/>
+        </w:rPr>
+        <w:t xml:space="preserve">Figure 7.1 — Sat tab: pass list with window/elevation/above-horizon filters, live tracking status, and upcoming passes (tap a row to tune + track into Slot 10)</w:t>
       </w:r>
     </w:p>
     <w:p>
@@ -8885,7 +9008,532 @@
         <w:spacing w:after="120" w:before="260"/>
       </w:pPr>
       <w:r>
-        <w:t xml:space="preserve">7.2 Key Scanner Settings</w:t>
+        <w:t xml:space="preserve">7.2 Pass List Controls</w:t>
+      </w:r>
+    </w:p>
+    <w:tbl>
+      <w:tblPr>
+        <w:tblW w:type="dxa" w:w="9400"/>
+        <w:tblBorders>
+          <w:top w:val="single" w:color="auto" w:sz="4"/>
+          <w:left w:val="single" w:color="auto" w:sz="4"/>
+          <w:bottom w:val="single" w:color="auto" w:sz="4"/>
+          <w:right w:val="single" w:color="auto" w:sz="4"/>
+          <w:insideH w:val="single" w:color="auto" w:sz="4"/>
+          <w:insideV w:val="single" w:color="auto" w:sz="4"/>
+        </w:tblBorders>
+      </w:tblPr>
+      <w:tblGrid>
+        <w:gridCol w:w="2500"/>
+        <w:gridCol w:w="6900"/>
+      </w:tblGrid>
+      <w:tr>
+        <w:trPr>
+          <w:tblHeader/>
+          <w:cantSplit/>
+        </w:trPr>
+        <w:tc>
+          <w:tcPr>
+            <w:tcW w:type="dxa" w:w="2500"/>
+            <w:shd w:fill="2E5B8A" w:val="clear"/>
+            <w:tcMar>
+              <w:top w:type="dxa" w:w="80"/>
+              <w:left w:type="dxa" w:w="100"/>
+              <w:bottom w:type="dxa" w:w="80"/>
+              <w:right w:type="dxa" w:w="100"/>
+            </w:tcMar>
+          </w:tcPr>
+          <w:p>
+            <w:r>
+              <w:rPr>
+                <w:b/>
+                <w:bCs/>
+                <w:color w:val="FFFFFF"/>
+                <w:sz w:val="20"/>
+                <w:szCs w:val="20"/>
+              </w:rPr>
+              <w:t xml:space="preserve">Control</w:t>
+            </w:r>
+          </w:p>
+        </w:tc>
+        <w:tc>
+          <w:tcPr>
+            <w:tcW w:type="dxa" w:w="6900"/>
+            <w:shd w:fill="2E5B8A" w:val="clear"/>
+            <w:tcMar>
+              <w:top w:type="dxa" w:w="80"/>
+              <w:left w:type="dxa" w:w="100"/>
+              <w:bottom w:type="dxa" w:w="80"/>
+              <w:right w:type="dxa" w:w="100"/>
+            </w:tcMar>
+          </w:tcPr>
+          <w:p>
+            <w:r>
+              <w:rPr>
+                <w:b/>
+                <w:bCs/>
+                <w:color w:val="FFFFFF"/>
+                <w:sz w:val="20"/>
+                <w:szCs w:val="20"/>
+              </w:rPr>
+              <w:t xml:space="preserve">Description</w:t>
+            </w:r>
+          </w:p>
+        </w:tc>
+      </w:tr>
+      <w:tr>
+        <w:trPr>
+          <w:cantSplit/>
+        </w:trPr>
+        <w:tc>
+          <w:tcPr>
+            <w:tcW w:type="dxa" w:w="2500"/>
+            <w:tcMar>
+              <w:top w:type="dxa" w:w="80"/>
+              <w:left w:type="dxa" w:w="100"/>
+              <w:bottom w:type="dxa" w:w="80"/>
+              <w:right w:type="dxa" w:w="100"/>
+            </w:tcMar>
+          </w:tcPr>
+          <w:p>
+            <w:r>
+              <w:rPr>
+                <w:b w:val="false"/>
+                <w:bCs w:val="false"/>
+                <w:color w:val="000000"/>
+                <w:sz w:val="20"/>
+                <w:szCs w:val="20"/>
+              </w:rPr>
+              <w:t xml:space="preserve">Window (⏱)</w:t>
+            </w:r>
+          </w:p>
+        </w:tc>
+        <w:tc>
+          <w:tcPr>
+            <w:tcW w:type="dxa" w:w="6900"/>
+            <w:tcMar>
+              <w:top w:type="dxa" w:w="80"/>
+              <w:left w:type="dxa" w:w="100"/>
+              <w:bottom w:type="dxa" w:w="80"/>
+              <w:right w:type="dxa" w:w="100"/>
+            </w:tcMar>
+          </w:tcPr>
+          <w:p>
+            <w:r>
+              <w:rPr>
+                <w:b w:val="false"/>
+                <w:bCs w:val="false"/>
+                <w:color w:val="000000"/>
+                <w:sz w:val="20"/>
+                <w:szCs w:val="20"/>
+              </w:rPr>
+              <w:t xml:space="preserve">Cycles the prediction window: 6h / 12h / 24h / 48h</w:t>
+            </w:r>
+          </w:p>
+        </w:tc>
+      </w:tr>
+      <w:tr>
+        <w:trPr>
+          <w:cantSplit/>
+        </w:trPr>
+        <w:tc>
+          <w:tcPr>
+            <w:tcW w:type="dxa" w:w="2500"/>
+            <w:tcMar>
+              <w:top w:type="dxa" w:w="80"/>
+              <w:left w:type="dxa" w:w="100"/>
+              <w:bottom w:type="dxa" w:w="80"/>
+              <w:right w:type="dxa" w:w="100"/>
+            </w:tcMar>
+          </w:tcPr>
+          <w:p>
+            <w:r>
+              <w:rPr>
+                <w:b w:val="false"/>
+                <w:bCs w:val="false"/>
+                <w:color w:val="000000"/>
+                <w:sz w:val="20"/>
+                <w:szCs w:val="20"/>
+              </w:rPr>
+              <w:t xml:space="preserve">Min Elevation (▲)</w:t>
+            </w:r>
+          </w:p>
+        </w:tc>
+        <w:tc>
+          <w:tcPr>
+            <w:tcW w:type="dxa" w:w="6900"/>
+            <w:tcMar>
+              <w:top w:type="dxa" w:w="80"/>
+              <w:left w:type="dxa" w:w="100"/>
+              <w:bottom w:type="dxa" w:w="80"/>
+              <w:right w:type="dxa" w:w="100"/>
+            </w:tcMar>
+          </w:tcPr>
+          <w:p>
+            <w:r>
+              <w:rPr>
+                <w:b w:val="false"/>
+                <w:bCs w:val="false"/>
+                <w:color w:val="000000"/>
+                <w:sz w:val="20"/>
+                <w:szCs w:val="20"/>
+              </w:rPr>
+              <w:t xml:space="preserve">Cycles the minimum elevation for a workable pass: 0° (horizon) / 10° / 20° / 30°</w:t>
+            </w:r>
+          </w:p>
+        </w:tc>
+      </w:tr>
+      <w:tr>
+        <w:trPr>
+          <w:cantSplit/>
+        </w:trPr>
+        <w:tc>
+          <w:tcPr>
+            <w:tcW w:type="dxa" w:w="2500"/>
+            <w:tcMar>
+              <w:top w:type="dxa" w:w="80"/>
+              <w:left w:type="dxa" w:w="100"/>
+              <w:bottom w:type="dxa" w:w="80"/>
+              <w:right w:type="dxa" w:w="100"/>
+            </w:tcMar>
+          </w:tcPr>
+          <w:p>
+            <w:r>
+              <w:rPr>
+                <w:b w:val="false"/>
+                <w:bCs w:val="false"/>
+                <w:color w:val="000000"/>
+                <w:sz w:val="20"/>
+                <w:szCs w:val="20"/>
+              </w:rPr>
+              <w:t xml:space="preserve">Above Horizon Now (◉)</w:t>
+            </w:r>
+          </w:p>
+        </w:tc>
+        <w:tc>
+          <w:tcPr>
+            <w:tcW w:type="dxa" w:w="6900"/>
+            <w:tcMar>
+              <w:top w:type="dxa" w:w="80"/>
+              <w:left w:type="dxa" w:w="100"/>
+              <w:bottom w:type="dxa" w:w="80"/>
+              <w:right w:type="dxa" w:w="100"/>
+            </w:tcMar>
+          </w:tcPr>
+          <w:p>
+            <w:r>
+              <w:rPr>
+                <w:b w:val="false"/>
+                <w:bCs w:val="false"/>
+                <w:color w:val="000000"/>
+                <w:sz w:val="20"/>
+                <w:szCs w:val="20"/>
+              </w:rPr>
+              <w:t xml:space="preserve">Narrows the list to satellites currently above the minimum elevation, instead of showing the full predicted window</w:t>
+            </w:r>
+          </w:p>
+        </w:tc>
+      </w:tr>
+      <w:tr>
+        <w:trPr>
+          <w:cantSplit/>
+        </w:trPr>
+        <w:tc>
+          <w:tcPr>
+            <w:tcW w:type="dxa" w:w="2500"/>
+            <w:tcMar>
+              <w:top w:type="dxa" w:w="80"/>
+              <w:left w:type="dxa" w:w="100"/>
+              <w:bottom w:type="dxa" w:w="80"/>
+              <w:right w:type="dxa" w:w="100"/>
+            </w:tcMar>
+          </w:tcPr>
+          <w:p>
+            <w:r>
+              <w:rPr>
+                <w:b w:val="false"/>
+                <w:bCs w:val="false"/>
+                <w:color w:val="000000"/>
+                <w:sz w:val="20"/>
+                <w:szCs w:val="20"/>
+              </w:rPr>
+              <w:t xml:space="preserve">Transponder (⇅)</w:t>
+            </w:r>
+          </w:p>
+        </w:tc>
+        <w:tc>
+          <w:tcPr>
+            <w:tcW w:type="dxa" w:w="6900"/>
+            <w:tcMar>
+              <w:top w:type="dxa" w:w="80"/>
+              <w:left w:type="dxa" w:w="100"/>
+              <w:bottom w:type="dxa" w:w="80"/>
+              <w:right w:type="dxa" w:w="100"/>
+            </w:tcMar>
+          </w:tcPr>
+          <w:p>
+            <w:r>
+              <w:rPr>
+                <w:b w:val="false"/>
+                <w:bCs w:val="false"/>
+                <w:color w:val="000000"/>
+                <w:sz w:val="20"/>
+                <w:szCs w:val="20"/>
+              </w:rPr>
+              <w:t xml:space="preserve">Cycles the downlink/transponder for whichever satellite is currently tracked in Slot 10; shown only when that satellite has more than one usable downlink</w:t>
+            </w:r>
+          </w:p>
+        </w:tc>
+      </w:tr>
+      <w:tr>
+        <w:trPr>
+          <w:cantSplit/>
+        </w:trPr>
+        <w:tc>
+          <w:tcPr>
+            <w:tcW w:type="dxa" w:w="2500"/>
+            <w:tcMar>
+              <w:top w:type="dxa" w:w="80"/>
+              <w:left w:type="dxa" w:w="100"/>
+              <w:bottom w:type="dxa" w:w="80"/>
+              <w:right w:type="dxa" w:w="100"/>
+            </w:tcMar>
+          </w:tcPr>
+          <w:p>
+            <w:r>
+              <w:rPr>
+                <w:b w:val="false"/>
+                <w:bCs w:val="false"/>
+                <w:color w:val="000000"/>
+                <w:sz w:val="20"/>
+                <w:szCs w:val="20"/>
+              </w:rPr>
+              <w:t xml:space="preserve">Update (⏳)</w:t>
+            </w:r>
+          </w:p>
+        </w:tc>
+        <w:tc>
+          <w:tcPr>
+            <w:tcW w:type="dxa" w:w="6900"/>
+            <w:tcMar>
+              <w:top w:type="dxa" w:w="80"/>
+              <w:left w:type="dxa" w:w="100"/>
+              <w:bottom w:type="dxa" w:w="80"/>
+              <w:right w:type="dxa" w:w="100"/>
+            </w:tcMar>
+          </w:tcPr>
+          <w:p>
+            <w:r>
+              <w:rPr>
+                <w:b w:val="false"/>
+                <w:bCs w:val="false"/>
+                <w:color w:val="000000"/>
+                <w:sz w:val="20"/>
+                <w:szCs w:val="20"/>
+              </w:rPr>
+              <w:t xml:space="preserve">Downloads/refreshes both live feeds described in §7.4 and re-syncs the pass predictions</w:t>
+            </w:r>
+          </w:p>
+        </w:tc>
+      </w:tr>
+    </w:tbl>
+    <w:p>
+      <w:pPr>
+        <w:pBdr>
+          <w:left w:val="single" w:color="2E5B8A" w:sz="18"/>
+        </w:pBdr>
+        <w:shd w:fill="EAF1F8" w:val="clear"/>
+        <w:spacing w:after="200" w:before="100"/>
+        <w:ind w:left="100"/>
+      </w:pPr>
+      <w:r>
+        <w:rPr>
+          <w:b/>
+          <w:bCs/>
+          <w:color w:val="2E5B8A"/>
+        </w:rPr>
+        <w:t xml:space="preserve">ℹ  </w:t>
+      </w:r>
+      <w:r>
+        <w:t xml:space="preserve">Passes tune into memory Slot 10, which is reserved for Sat tracking and never cycled normally — a different parked slot from EiBi’s Slot 9, so the two tabs’ tunes never clobber each other (see §5.1).</w:t>
+      </w:r>
+    </w:p>
+    <w:p>
+      <w:pPr>
+        <w:pStyle w:val="Heading2"/>
+        <w:spacing w:after="120" w:before="260"/>
+      </w:pPr>
+      <w:r>
+        <w:t xml:space="preserve">7.3 Tracking a Pass</w:t>
+      </w:r>
+    </w:p>
+    <w:p>
+      <w:pPr>
+        <w:pStyle w:val="ListParagraph"/>
+        <w:numPr>
+          <w:ilvl w:val="0"/>
+          <w:numId w:val="2"/>
+        </w:numPr>
+        <w:spacing w:after="80"/>
+      </w:pPr>
+      <w:r>
+        <w:t xml:space="preserve">Tapping a pass tunes the radio to that satellite’s downlink frequency and mode and begins live tracking.</w:t>
+      </w:r>
+    </w:p>
+    <w:p>
+      <w:pPr>
+        <w:pStyle w:val="ListParagraph"/>
+        <w:numPr>
+          <w:ilvl w:val="0"/>
+          <w:numId w:val="2"/>
+        </w:numPr>
+        <w:spacing w:after="80"/>
+      </w:pPr>
+      <w:r>
+        <w:t xml:space="preserve">While tracked, the tab shows the satellite’s live elevation, azimuth, and range, plus the Doppler offset currently being applied — refreshed roughly once a second.</w:t>
+      </w:r>
+    </w:p>
+    <w:p>
+      <w:pPr>
+        <w:pStyle w:val="ListParagraph"/>
+        <w:numPr>
+          <w:ilvl w:val="0"/>
+          <w:numId w:val="2"/>
+        </w:numPr>
+        <w:spacing w:after="80"/>
+      </w:pPr>
+      <w:r>
+        <w:t xml:space="preserve">The radio is continuously re-tuned to compensate for Doppler shift for as long as the satellite stays tracked and the Sat tab stays open.</w:t>
+      </w:r>
+    </w:p>
+    <w:p>
+      <w:pPr>
+        <w:pStyle w:val="ListParagraph"/>
+        <w:numPr>
+          <w:ilvl w:val="0"/>
+          <w:numId w:val="2"/>
+        </w:numPr>
+        <w:spacing w:after="80"/>
+      </w:pPr>
+      <w:r>
+        <w:t xml:space="preserve">Leaving the Sat tab stops the Doppler-correction ticker; Slot 10 keeps its last tuned frequency, un-corrected, like any other memory slot.</w:t>
+      </w:r>
+    </w:p>
+    <w:p>
+      <w:pPr>
+        <w:pStyle w:val="Heading2"/>
+        <w:spacing w:after="120" w:before="260"/>
+      </w:pPr>
+      <w:r>
+        <w:t xml:space="preserve">7.4 Data Sources &amp; Updates</w:t>
+      </w:r>
+    </w:p>
+    <w:p>
+      <w:pPr>
+        <w:spacing w:after="160"/>
+      </w:pPr>
+      <w:r>
+        <w:t xml:space="preserve">Pass predictions combine two independently downloaded feeds, never hardcoded into the app:</w:t>
+      </w:r>
+    </w:p>
+    <w:p>
+      <w:pPr>
+        <w:pStyle w:val="ListParagraph"/>
+        <w:numPr>
+          <w:ilvl w:val="0"/>
+          <w:numId w:val="2"/>
+        </w:numPr>
+        <w:spacing w:after="80"/>
+      </w:pPr>
+      <w:r>
+        <w:t xml:space="preserve">Transponder list — downlink frequencies and modes from the SatNOGS DB.</w:t>
+      </w:r>
+    </w:p>
+    <w:p>
+      <w:pPr>
+        <w:pStyle w:val="ListParagraph"/>
+        <w:numPr>
+          <w:ilvl w:val="0"/>
+          <w:numId w:val="2"/>
+        </w:numPr>
+        <w:spacing w:after="80"/>
+      </w:pPr>
+      <w:r>
+        <w:t xml:space="preserve">Orbital elements (TLEs) — the amateur-satellite TLE feed from Celestrak.</w:t>
+      </w:r>
+    </w:p>
+    <w:p>
+      <w:pPr>
+        <w:spacing w:after="160"/>
+      </w:pPr>
+      <w:r>
+        <w:t xml:space="preserve">Tap Update to fetch both feeds; the tab shows “No transponder/TLE data downloaded yet” until the first download completes. After that, tap Update again at any time to refresh both feeds and recompute pass predictions.</w:t>
+      </w:r>
+    </w:p>
+    <w:p>
+      <w:r>
+        <w:br w:type="page"/>
+      </w:r>
+    </w:p>
+    <w:p>
+      <w:pPr>
+        <w:pStyle w:val="Heading1"/>
+        <w:spacing w:after="150" w:before="300"/>
+      </w:pPr>
+      <w:r>
+        <w:t xml:space="preserve">8. Frequency Scanner</w:t>
+      </w:r>
+    </w:p>
+    <w:p>
+      <w:pPr>
+        <w:spacing w:after="160"/>
+      </w:pPr>
+      <w:r>
+        <w:t xml:space="preserve">The scanner is independent of demodulation mode. Open it via the Scanner FAB or the Scanner button on the Settings tab.</w:t>
+      </w:r>
+    </w:p>
+    <w:p>
+      <w:pPr>
+        <w:pStyle w:val="Heading2"/>
+        <w:spacing w:after="120" w:before="260"/>
+      </w:pPr>
+      <w:r>
+        <w:t xml:space="preserve">8.1 Scan Modes</w:t>
+      </w:r>
+    </w:p>
+    <w:p>
+      <w:pPr>
+        <w:pStyle w:val="ListParagraph"/>
+        <w:numPr>
+          <w:ilvl w:val="0"/>
+          <w:numId w:val="2"/>
+        </w:numPr>
+        <w:spacing w:after="80"/>
+      </w:pPr>
+      <w:r>
+        <w:t xml:space="preserve">Scan — steps through a defined frequency range, stopping on active channels above the squelch threshold.</w:t>
+      </w:r>
+    </w:p>
+    <w:p>
+      <w:pPr>
+        <w:pStyle w:val="ListParagraph"/>
+        <w:numPr>
+          <w:ilvl w:val="0"/>
+          <w:numId w:val="2"/>
+        </w:numPr>
+        <w:spacing w:after="80"/>
+      </w:pPr>
+      <w:r>
+        <w:t xml:space="preserve">Search — wider, continuous sweep optimised for discovering unknown activity.</w:t>
+      </w:r>
+    </w:p>
+    <w:p>
+      <w:pPr>
+        <w:pStyle w:val="Heading2"/>
+        <w:spacing w:after="120" w:before="260"/>
+      </w:pPr>
+      <w:r>
+        <w:t xml:space="preserve">8.2 Key Scanner Settings</w:t>
       </w:r>
     </w:p>
     <w:tbl>
@@ -9230,7 +9878,7 @@
         <w:spacing w:after="150" w:before="300"/>
       </w:pPr>
       <w:r>
-        <w:t xml:space="preserve">8. Recording &amp; Playback</w:t>
+        <w:t xml:space="preserve">9. Recording &amp; Playback</w:t>
       </w:r>
     </w:p>
     <w:p>
@@ -9239,7 +9887,7 @@
         <w:spacing w:after="120" w:before="260"/>
       </w:pPr>
       <w:r>
-        <w:t xml:space="preserve">8.1 IQ Recording</w:t>
+        <w:t xml:space="preserve">9.1 IQ Recording</w:t>
       </w:r>
     </w:p>
     <w:p>
@@ -9348,7 +9996,7 @@
           <w:sz w:val="18"/>
           <w:szCs w:val="18"/>
         </w:rPr>
-        <w:t xml:space="preserve">Figure 8.1 — Rec tab: Record IQ / Record Audio controls and a saved IQ recording (frequency, mode, sample rate, timestamp, file size)</w:t>
+        <w:t xml:space="preserve">Figure 9.1 — Rec tab: Record IQ / Record Audio controls and a saved IQ recording (frequency, mode, sample rate, timestamp, file size)</w:t>
       </w:r>
     </w:p>
     <w:p>
@@ -9357,7 +10005,7 @@
         <w:spacing w:after="120" w:before="260"/>
       </w:pPr>
       <w:r>
-        <w:t xml:space="preserve">8.2 Audio Recording</w:t>
+        <w:t xml:space="preserve">9.2 Audio Recording</w:t>
       </w:r>
     </w:p>
     <w:p>
@@ -9374,7 +10022,7 @@
         <w:spacing w:after="120" w:before="260"/>
       </w:pPr>
       <w:r>
-        <w:t xml:space="preserve">8.3 IQ File Playback</w:t>
+        <w:t xml:space="preserve">9.3 IQ File Playback</w:t>
       </w:r>
     </w:p>
     <w:p>
@@ -9430,7 +10078,7 @@
         <w:spacing w:after="120" w:before="260"/>
       </w:pPr>
       <w:r>
-        <w:t xml:space="preserve">8.4 Recordings List</w:t>
+        <w:t xml:space="preserve">9.4 Recordings List</w:t>
       </w:r>
     </w:p>
     <w:p>
@@ -9452,7 +10100,7 @@
         <w:spacing w:after="150" w:before="300"/>
       </w:pPr>
       <w:r>
-        <w:t xml:space="preserve">9. MLAT — Multi-Lateration (ADS-B)</w:t>
+        <w:t xml:space="preserve">10. MLAT — Multi-Lateration (ADS-B)</w:t>
       </w:r>
     </w:p>
     <w:p>
@@ -9469,7 +10117,7 @@
         <w:spacing w:after="120" w:before="260"/>
       </w:pPr>
       <w:r>
-        <w:t xml:space="preserve">9.1 Enabling MLAT</w:t>
+        <w:t xml:space="preserve">10.1 Enabling MLAT</w:t>
       </w:r>
     </w:p>
     <w:p>
@@ -9504,7 +10152,7 @@
         <w:spacing w:after="120" w:before="260"/>
       </w:pPr>
       <w:r>
-        <w:t xml:space="preserve">9.2 MLAT Status Indicators</w:t>
+        <w:t xml:space="preserve">10.2 MLAT Status Indicators</w:t>
       </w:r>
     </w:p>
     <w:p>
@@ -9566,7 +10214,7 @@
           <w:sz w:val="18"/>
           <w:szCs w:val="18"/>
         </w:rPr>
-        <w:t xml:space="preserve">Figure 9.1 — Toolbar status-light meanings</w:t>
+        <w:t xml:space="preserve">Figure 10.1 — Toolbar status-light meanings</w:t>
       </w:r>
     </w:p>
     <w:tbl>
@@ -9794,7 +10442,7 @@
         <w:spacing w:after="150" w:before="300"/>
       </w:pPr>
       <w:r>
-        <w:t xml:space="preserve">10. Tips &amp; Troubleshooting</w:t>
+        <w:t xml:space="preserve">11. Tips &amp; Troubleshooting</w:t>
       </w:r>
     </w:p>
     <w:p>
@@ -9803,7 +10451,7 @@
         <w:spacing w:after="120" w:before="260"/>
       </w:pPr>
       <w:r>
-        <w:t xml:space="preserve">10.1 No Audio / Silence</w:t>
+        <w:t xml:space="preserve">11.1 No Audio / Silence</w:t>
       </w:r>
     </w:p>
     <w:p>
@@ -9917,7 +10565,7 @@
           <w:sz w:val="18"/>
           <w:szCs w:val="18"/>
         </w:rPr>
-        <w:t xml:space="preserve">Figure 10.1 — Step-by-step flow for diagnosing no-audio issues</w:t>
+        <w:t xml:space="preserve">Figure 11.1 — Step-by-step flow for diagnosing no-audio issues</w:t>
       </w:r>
     </w:p>
     <w:p>
@@ -9926,7 +10574,7 @@
         <w:spacing w:after="120" w:before="260"/>
       </w:pPr>
       <w:r>
-        <w:t xml:space="preserve">10.2 USB Dropouts / Instability</w:t>
+        <w:t xml:space="preserve">11.2 USB Dropouts / Instability</w:t>
       </w:r>
     </w:p>
     <w:p>
@@ -9987,7 +10635,7 @@
         <w:spacing w:after="120" w:before="260"/>
       </w:pPr>
       <w:r>
-        <w:t xml:space="preserve">10.3 HF Reception Is Poor</w:t>
+        <w:t xml:space="preserve">11.3 HF Reception Is Poor</w:t>
       </w:r>
     </w:p>
     <w:p>
@@ -10048,7 +10696,7 @@
         <w:spacing w:after="120" w:before="260"/>
       </w:pPr>
       <w:r>
-        <w:t xml:space="preserve">10.4 ADS-B Range Is Short</w:t>
+        <w:t xml:space="preserve">11.4 ADS-B Range Is Short</w:t>
       </w:r>
     </w:p>
     <w:p>
@@ -10109,7 +10757,7 @@
         <w:spacing w:after="120" w:before="260"/>
       </w:pPr>
       <w:r>
-        <w:t xml:space="preserve">10.5 Digital Mode Not Decoding</w:t>
+        <w:t xml:space="preserve">11.5 Digital Mode Not Decoding</w:t>
       </w:r>
     </w:p>
     <w:p>
@@ -10170,7 +10818,7 @@
         <w:spacing w:after="120" w:before="260"/>
       </w:pPr>
       <w:r>
-        <w:t xml:space="preserve">10.6 Battery / Thermal Management</w:t>
+        <w:t xml:space="preserve">11.6 Battery / Thermal Management</w:t>
       </w:r>
     </w:p>
     <w:p>
@@ -10223,7 +10871,7 @@
         <w:spacing w:after="150" w:before="300"/>
       </w:pPr>
       <w:r>
-        <w:t xml:space="preserve">11. Decimation &amp; SNR Reference</w:t>
+        <w:t xml:space="preserve">12. Decimation &amp; SNR Reference</w:t>
       </w:r>
     </w:p>
     <w:p>
